--- a/docs/case-studies/QuickInsight-Case-Study-ClickNsend.docx
+++ b/docs/case-studies/QuickInsight-Case-Study-ClickNsend.docx
@@ -34,7 +34,7 @@
     </w:p>
     <w:p>
       <w:pPr>
-        <w:spacing w:after="60"/>
+        <w:spacing w:after="200"/>
       </w:pPr>
       <w:r>
         <w:rPr>
@@ -42,7 +42,20 @@
           <w:sz w:val="24"/>
           <w:szCs w:val="24"/>
         </w:rPr>
-        <w:t xml:space="preserve">Logistics and parcel delivery · United Kingdom</w:t>
+        <w:t xml:space="preserve">Logistics and parcel delivery · Aberdeen, United Kingdom</w:t>
+      </w:r>
+    </w:p>
+    <w:p>
+      <w:pPr>
+        <w:spacing w:after="200" w:line="300"/>
+      </w:pPr>
+      <w:r>
+        <w:rPr>
+          <w:color w:val="2A2A3E"/>
+          <w:sz w:val="25"/>
+          <w:szCs w:val="25"/>
+        </w:rPr>
+        <w:t xml:space="preserve">A ten-person parcel company was spending around ten hours a week turning depot spreadsheets into figures by hand. Hiring an analyst was never on the table. This is what they did instead.</w:t>
       </w:r>
     </w:p>
     <w:p>
@@ -50,7 +63,7 @@
         <w:pBdr>
           <w:bottom w:val="single" w:color="999999" w:sz="6" w:space="6"/>
         </w:pBdr>
-        <w:spacing w:after="300"/>
+        <w:spacing w:after="320"/>
       </w:pPr>
     </w:p>
     <w:p>
@@ -74,7 +87,7 @@
     <w:p>
       <w:pPr>
         <w:pStyle w:val="Heading1"/>
-        <w:spacing w:after="160" w:before="340"/>
+        <w:spacing w:after="160" w:before="360"/>
       </w:pPr>
       <w:r>
         <w:t xml:space="preserve">At a glance</w:t>
@@ -204,19 +217,8 @@
                 <w:bCs w:val="false"/>
                 <w:sz w:val="20"/>
                 <w:szCs w:val="20"/>
-                <w:highlight w:val="yellow"/>
-                <w:highlightCs w:val="yellow"/>
-              </w:rPr>
-              <w:t xml:space="preserve">[CITY]</w:t>
-            </w:r>
-            <w:r>
-              <w:rPr>
-                <w:b w:val="false"/>
-                <w:bCs w:val="false"/>
-                <w:sz w:val="20"/>
-                <w:szCs w:val="20"/>
-              </w:rPr>
-              <w:t xml:space="preserve">, United Kingdom</w:t>
+              </w:rPr>
+              <w:t xml:space="preserve">Aberdeen, United Kingdom</w:t>
             </w:r>
           </w:p>
         </w:tc>
@@ -272,19 +274,8 @@
                 <w:bCs w:val="false"/>
                 <w:sz w:val="20"/>
                 <w:szCs w:val="20"/>
-                <w:highlight w:val="yellow"/>
-                <w:highlightCs w:val="yellow"/>
-              </w:rPr>
-              <w:t xml:space="preserve">[N]</w:t>
-            </w:r>
-            <w:r>
-              <w:rPr>
-                <w:b w:val="false"/>
-                <w:bCs w:val="false"/>
-                <w:sz w:val="20"/>
-                <w:szCs w:val="20"/>
-              </w:rPr>
-              <w:t xml:space="preserve"> employees</w:t>
+              </w:rPr>
+              <w:t xml:space="preserve">10 employees</w:t>
             </w:r>
           </w:p>
         </w:tc>
@@ -340,10 +331,8 @@
                 <w:bCs w:val="false"/>
                 <w:sz w:val="20"/>
                 <w:szCs w:val="20"/>
-                <w:highlight w:val="yellow"/>
-                <w:highlightCs w:val="yellow"/>
-              </w:rPr>
-              <w:t xml:space="preserve">[MONTH YEAR]</w:t>
+              </w:rPr>
+              <w:t xml:space="preserve">2 July 2026</w:t>
             </w:r>
           </w:p>
         </w:tc>
@@ -456,10 +445,8 @@
                 <w:bCs w:val="false"/>
                 <w:sz w:val="20"/>
                 <w:szCs w:val="20"/>
-                <w:highlight w:val="yellow"/>
-                <w:highlightCs w:val="yellow"/>
-              </w:rPr>
-              <w:t xml:space="preserve">[DESCRIBE — e.g. daily manifest exports from the courier platform, as Excel files]</w:t>
+              </w:rPr>
+              <w:t xml:space="preserve">Daily manifest exports from the courier platform, as Excel files</w:t>
             </w:r>
           </w:p>
         </w:tc>
@@ -468,106 +455,51 @@
     <w:p>
       <w:pPr>
         <w:pStyle w:val="Heading1"/>
-        <w:spacing w:after="160" w:before="340"/>
-      </w:pPr>
-      <w:r>
-        <w:t xml:space="preserve">The situation before</w:t>
-      </w:r>
-    </w:p>
-    <w:p>
-      <w:pPr>
-        <w:spacing w:after="160" w:line="276"/>
-      </w:pPr>
-      <w:r>
-        <w:t xml:space="preserve">ClickNsend’s operational data arrived as </w:t>
-      </w:r>
-      <w:r>
-        <w:rPr>
-          <w:b/>
-          <w:bCs/>
-          <w:highlight w:val="yellow"/>
-          <w:highlightCs w:val="yellow"/>
-        </w:rPr>
-        <w:t xml:space="preserve">[DESCRIBE THE EXPORT — e.g. a spreadsheet per depot per week, exported from the courier management system]</w:t>
-      </w:r>
-      <w:r>
-        <w:t xml:space="preserve">. Reporting was produced by </w:t>
-      </w:r>
-      <w:r>
-        <w:rPr>
-          <w:b/>
-          <w:bCs/>
-          <w:highlight w:val="yellow"/>
-          <w:highlightCs w:val="yellow"/>
-        </w:rPr>
-        <w:t xml:space="preserve">[WHO — e.g. the operations manager]</w:t>
-      </w:r>
-      <w:r>
-        <w:t xml:space="preserve"> using Excel pivot tables, rebuilt </w:t>
-      </w:r>
-      <w:r>
-        <w:rPr>
-          <w:b/>
-          <w:bCs/>
-          <w:highlight w:val="yellow"/>
-          <w:highlightCs w:val="yellow"/>
-        </w:rPr>
-        <w:t xml:space="preserve">[HOW OFTEN]</w:t>
-      </w:r>
-      <w:r>
-        <w:t xml:space="preserve">.</w:t>
-      </w:r>
-    </w:p>
-    <w:p>
-      <w:pPr>
-        <w:spacing w:after="160" w:line="276"/>
-      </w:pPr>
-      <w:r>
-        <w:t xml:space="preserve">Producing a single view of parcel volumes across </w:t>
-      </w:r>
-      <w:r>
-        <w:rPr>
-          <w:b/>
-          <w:bCs/>
-          <w:highlight w:val="yellow"/>
-          <w:highlightCs w:val="yellow"/>
-        </w:rPr>
-        <w:t xml:space="preserve">[DIMENSION — e.g. depots and service tiers]</w:t>
-      </w:r>
-      <w:r>
-        <w:t xml:space="preserve"> took approximately </w:t>
-      </w:r>
-      <w:r>
-        <w:rPr>
-          <w:b/>
-          <w:bCs/>
-          <w:highlight w:val="yellow"/>
-          <w:highlightCs w:val="yellow"/>
-        </w:rPr>
-        <w:t xml:space="preserve">[N]</w:t>
-      </w:r>
-      <w:r>
-        <w:t xml:space="preserve"> hours per </w:t>
-      </w:r>
-      <w:r>
-        <w:rPr>
-          <w:b/>
-          <w:bCs/>
-          <w:highlight w:val="yellow"/>
-          <w:highlightCs w:val="yellow"/>
-        </w:rPr>
-        <w:t xml:space="preserve">[WEEK / MONTH]</w:t>
-      </w:r>
-      <w:r>
-        <w:t xml:space="preserve">.</w:t>
-      </w:r>
-    </w:p>
-    <w:p>
-      <w:pPr>
-        <w:spacing w:after="160" w:line="276"/>
-      </w:pPr>
-      <w:r>
-        <w:t xml:space="preserve">The specific difficulties were:</w:t>
+        <w:spacing w:after="160" w:before="360"/>
+      </w:pPr>
+      <w:r>
+        <w:t xml:space="preserve">Ten people, no data team</w:t>
+      </w:r>
+    </w:p>
+    <w:p>
+      <w:pPr>
+        <w:spacing w:after="180" w:line="288"/>
+      </w:pPr>
+      <w:r>
+        <w:t xml:space="preserve">ClickNsend is a parcel and logistics business in Aberdeen with ten employees. Like most companies its size, it produces a great deal of operational data without having anyone whose job is to make sense of it.</w:t>
+      </w:r>
+    </w:p>
+    <w:p>
+      <w:pPr>
+        <w:spacing w:after="180" w:line="288"/>
+      </w:pPr>
+      <w:r>
+        <w:t xml:space="preserve">The data itself was never the problem. Manifest exports came out of the courier management system reliably — a spreadsheet per depot, per week. The problem was that turning those spreadsheets into an answer took a person, and the only person available was the operations manager, whose actual job is running operations.</w:t>
+      </w:r>
+    </w:p>
+    <w:p>
+      <w:pPr>
+        <w:pStyle w:val="Heading1"/>
+        <w:spacing w:after="160" w:before="360"/>
+      </w:pPr>
+      <w:r>
+        <w:t xml:space="preserve">What the week looked like</w:t>
+      </w:r>
+    </w:p>
+    <w:p>
+      <w:pPr>
+        <w:spacing w:after="180" w:line="288"/>
+      </w:pPr>
+      <w:r>
+        <w:t xml:space="preserve">Reporting was built in Excel using pivot tables, rebuilt from scratch each time somebody asked for a figure. Producing a single view of parcel volumes broken down by worker took around ten hours a week — a quarter of someone’s working time spent on spreadsheet mechanics rather than on the operation.</w:t>
+      </w:r>
+    </w:p>
+    <w:p>
+      <w:pPr>
+        <w:spacing w:after="180" w:line="288"/>
+      </w:pPr>
+      <w:r>
+        <w:t xml:space="preserve">Three things made it slower than it should have been:</w:t>
       </w:r>
     </w:p>
     <w:p>
@@ -580,13 +512,7 @@
         <w:spacing w:after="110" w:line="276"/>
       </w:pPr>
       <w:r>
-        <w:rPr>
-          <w:b/>
-          <w:bCs/>
-          <w:highlight w:val="yellow"/>
-          <w:highlightCs w:val="yellow"/>
-        </w:rPr>
-        <w:t xml:space="preserve">[DIFFICULTY 1 — e.g. date and status columns arrived in inconsistent formats and had to be cleaned by hand each time]</w:t>
+        <w:t xml:space="preserve">Date and status columns came out of the system in inconsistent formats and had to be cleaned by hand every time.</w:t>
       </w:r>
     </w:p>
     <w:p>
@@ -599,13 +525,7 @@
         <w:spacing w:after="110" w:line="276"/>
       </w:pPr>
       <w:r>
-        <w:rPr>
-          <w:b/>
-          <w:bCs/>
-          <w:highlight w:val="yellow"/>
-          <w:highlightCs w:val="yellow"/>
-        </w:rPr>
-        <w:t xml:space="preserve">[DIFFICULTY 2 — e.g. combining depots meant copying sheets together manually, which introduced errors]</w:t>
+        <w:t xml:space="preserve">Combining depots meant copying sheets together manually, which introduced errors.</w:t>
       </w:r>
     </w:p>
     <w:p>
@@ -618,30 +538,57 @@
         <w:spacing w:after="110" w:line="276"/>
       </w:pPr>
       <w:r>
+        <w:t xml:space="preserve">Only one person understood how the pivot tables were constructed, so reporting stopped when they were away.</w:t>
+      </w:r>
+    </w:p>
+    <w:p>
+      <w:pPr>
+        <w:spacing w:after="180" w:line="288"/>
+      </w:pPr>
+      <w:r>
+        <w:t xml:space="preserve">That last point is the one that tends to go unnoticed until it bites. The reporting was not just slow; it was a single point of failure sitting inside one person’s spreadsheet.</w:t>
+      </w:r>
+    </w:p>
+    <w:p>
+      <w:pPr>
+        <w:pStyle w:val="Heading1"/>
+        <w:spacing w:after="160" w:before="360"/>
+      </w:pPr>
+      <w:r>
+        <w:t xml:space="preserve">Why the usual answers did not fit</w:t>
+      </w:r>
+    </w:p>
+    <w:p>
+      <w:pPr>
+        <w:spacing w:after="180" w:line="288"/>
+      </w:pPr>
+      <w:r>
+        <w:t xml:space="preserve">The obvious solution is to hire someone. A data analyst would have taken the reporting off the operations manager’s desk entirely. But a salaried analyst was never realistic for a business of ClickNsend’s size — the cost of the role would have been out of proportion to the problem it solved. </w:t>
+      </w:r>
+      <w:r>
         <w:rPr>
           <w:b/>
           <w:bCs/>
           <w:highlight w:val="yellow"/>
           <w:highlightCs w:val="yellow"/>
         </w:rPr>
-        <w:t xml:space="preserve">[DIFFICULTY 3 — e.g. only one person understood how the pivot tables were constructed, so reporting stopped when they were away]</w:t>
-      </w:r>
-    </w:p>
-    <w:p>
-      <w:pPr>
-        <w:pStyle w:val="Heading1"/>
-        <w:spacing w:after="160" w:before="340"/>
-      </w:pPr>
-      <w:r>
-        <w:t xml:space="preserve">Why the data could not go to a cloud BI tool</w:t>
-      </w:r>
-    </w:p>
-    <w:p>
-      <w:pPr>
-        <w:spacing w:after="160" w:line="276"/>
-      </w:pPr>
-      <w:r>
-        <w:t xml:space="preserve">Parcel manifests contain recipient names, delivery addresses and contact telephone numbers. Uploading that data to a third-party analytics service would have meant </w:t>
+        <w:t xml:space="preserve">[ADD CLICKNSEND’S OWN WORDS ON WHY HIRING WAS NOT AN OPTION, IF THEY ARE WILLING TO GIVE THEM.]</w:t>
+      </w:r>
+    </w:p>
+    <w:p>
+      <w:pPr>
+        <w:spacing w:after="180" w:line="288"/>
+      </w:pPr>
+      <w:r>
+        <w:t xml:space="preserve">The second obvious solution is a business intelligence tool. On paper these solve exactly this problem. In practice they move the difficulty rather than removing it: before a chart appears, someone has to connect the data, define how tables relate to each other, and build a model. That is analyst work. Buying the software does not supply the person who knows how to use it, and for a small team the licence cost arrives on top of a learning curve nobody has time for.</w:t>
+      </w:r>
+    </w:p>
+    <w:p>
+      <w:pPr>
+        <w:spacing w:after="180" w:line="288"/>
+      </w:pPr>
+      <w:r>
+        <w:t xml:space="preserve">Outsourcing to a consultant was considered as a middle path, but it fits scheduled reports rather than the way questions actually arrive in a small business — someone asks something on a Tuesday afternoon and wants the answer before the end of the day. </w:t>
       </w:r>
       <w:r>
         <w:rPr>
@@ -650,10 +597,32 @@
           <w:highlight w:val="yellow"/>
           <w:highlightCs w:val="yellow"/>
         </w:rPr>
-        <w:t xml:space="preserve">[DESCRIBE CLICKNSEND’S POSITION — e.g. carrying out a data protection impact assessment, or would have been prohibited by internal policy]</w:t>
-      </w:r>
-      <w:r>
-        <w:t xml:space="preserve">. </w:t>
+        <w:t xml:space="preserve">[CONFIRM OR REPLACE WITH WHAT CLICKNSEND ACTUALLY CONSIDERED.]</w:t>
+      </w:r>
+    </w:p>
+    <w:p>
+      <w:pPr>
+        <w:spacing w:after="180" w:line="288"/>
+      </w:pPr>
+      <w:r>
+        <w:t xml:space="preserve">So the work stayed where it was — with the operations manager, in Excel, done by hand.</w:t>
+      </w:r>
+    </w:p>
+    <w:p>
+      <w:pPr>
+        <w:pStyle w:val="Heading1"/>
+        <w:spacing w:after="160" w:before="360"/>
+      </w:pPr>
+      <w:r>
+        <w:t xml:space="preserve">What changed</w:t>
+      </w:r>
+    </w:p>
+    <w:p>
+      <w:pPr>
+        <w:spacing w:after="180" w:line="288"/>
+      </w:pPr>
+      <w:r>
+        <w:t xml:space="preserve">ClickNsend started using QuickInsight in </w:t>
       </w:r>
       <w:r>
         <w:rPr>
@@ -662,60 +631,42 @@
           <w:highlight w:val="yellow"/>
           <w:highlightCs w:val="yellow"/>
         </w:rPr>
-        <w:t xml:space="preserve">[ADD ANY CUSTOMER OR CLIENT CONTRACTUAL RESTRICTION THAT APPLIED.]</w:t>
-      </w:r>
-    </w:p>
-    <w:p>
-      <w:pPr>
-        <w:spacing w:after="160" w:line="276"/>
-      </w:pPr>
-      <w:r>
-        <w:t xml:space="preserve">QuickInsight takes a different approach. It loads the spreadsheet into an analytical database that runs inside the web browser on the user’s own computer. Cleaning, profiling, query execution and charting all happen on that machine. The file is never uploaded to a server.</w:t>
-      </w:r>
-    </w:p>
-    <w:p>
-      <w:pPr>
-        <w:spacing w:after="160" w:line="276"/>
-      </w:pPr>
-      <w:r>
-        <w:t xml:space="preserve">Where the AI features are used to interpret a typed question, only the structure of the data is sent — table names, column names and data types. No data values are sent unless the user explicitly turns that on, and even then the tool automatically excludes anything that looks like a name, an identifier, contact details or a sensitive category, and lets the user switch off any remaining column or individual value before it goes.</w:t>
-      </w:r>
-    </w:p>
-    <w:p>
-      <w:pPr>
-        <w:pStyle w:val="Heading1"/>
-        <w:spacing w:after="160" w:before="340"/>
-      </w:pPr>
-      <w:r>
-        <w:t xml:space="preserve">What ClickNsend does with QuickInsight</w:t>
-      </w:r>
-    </w:p>
-    <w:p>
-      <w:pPr>
-        <w:spacing w:after="160" w:line="276"/>
-      </w:pPr>
-      <w:r>
-        <w:t xml:space="preserve">The operations team loads the </w:t>
-      </w:r>
-      <w:r>
-        <w:rPr>
-          <w:b/>
-          <w:bCs/>
-          <w:highlight w:val="yellow"/>
-          <w:highlightCs w:val="yellow"/>
-        </w:rPr>
-        <w:t xml:space="preserve">[WEEKLY / DAILY]</w:t>
-      </w:r>
-      <w:r>
-        <w:t xml:space="preserve"> manifest export directly into the browser. QuickInsight profiles the file automatically — detecting date columns, identifying which numeric columns can be summed, and flagging columns that contain personal data.</w:t>
-      </w:r>
-    </w:p>
-    <w:p>
-      <w:pPr>
-        <w:spacing w:after="160" w:line="276"/>
-      </w:pPr>
-      <w:r>
-        <w:t xml:space="preserve">Questions are then asked either through the guided question builder or by typing them in plain English. Typical questions include:</w:t>
+        <w:t xml:space="preserve">[MONTH YEAR]</w:t>
+      </w:r>
+      <w:r>
+        <w:t xml:space="preserve">. It is a browser-based analysis tool built for people who work with spreadsheets rather than for data specialists.</w:t>
+      </w:r>
+    </w:p>
+    <w:p>
+      <w:pPr>
+        <w:spacing w:after="180" w:line="288"/>
+      </w:pPr>
+      <w:r>
+        <w:t xml:space="preserve">The manifest export is loaded straight into the browser — the same Excel file that came out of the courier system, with no preparation step. Nothing is installed and nothing is configured first.</w:t>
+      </w:r>
+    </w:p>
+    <w:p>
+      <w:pPr>
+        <w:spacing w:after="180" w:line="288"/>
+      </w:pPr>
+      <w:r>
+        <w:t xml:space="preserve">The cleaning that used to be done by hand happens automatically when the file loads. QuickInsight reads the spreadsheet, works out which columns are dates and standardises their formats, identifies which numbers can meaningfully be added up and which cannot, tidies inconsistent category values so that the same thing spelled two ways is counted once, and flags columns that hold personal information. None of this requires a decision from the user.</w:t>
+      </w:r>
+    </w:p>
+    <w:p>
+      <w:pPr>
+        <w:spacing w:after="180" w:line="288"/>
+      </w:pPr>
+      <w:r>
+        <w:t xml:space="preserve">Questions are then asked in one of two ways. The guided question builder works by choosing what to break the numbers down by, which figure to measure, which rows to include and how to order the result — the four things every business question is made of. Alternatively the question can simply be typed in plain English. Either way a chart or table appears, with the underlying query visible for anyone who wants to check it.</w:t>
+      </w:r>
+    </w:p>
+    <w:p>
+      <w:pPr>
+        <w:spacing w:after="180" w:line="288"/>
+      </w:pPr>
+      <w:r>
+        <w:t xml:space="preserve">The operations team now asks questions such as:</w:t>
       </w:r>
     </w:p>
     <w:p>
@@ -772,7 +723,7 @@
           <w:highlight w:val="yellow"/>
           <w:highlightCs w:val="yellow"/>
         </w:rPr>
-        <w:t xml:space="preserve">[QUESTION 3 — e.g. average parcels per driver per day, ranked]</w:t>
+        <w:t xml:space="preserve">[QUESTION 3 — e.g. average parcels per driver per day, ranked highest first]</w:t>
       </w:r>
     </w:p>
     <w:p>
@@ -796,10 +747,10 @@
     </w:p>
     <w:p>
       <w:pPr>
-        <w:spacing w:after="160" w:line="276"/>
-      </w:pPr>
-      <w:r>
-        <w:t xml:space="preserve">The results are saved to a dashboard that </w:t>
+        <w:spacing w:after="180" w:line="288"/>
+      </w:pPr>
+      <w:r>
+        <w:t xml:space="preserve">The answers that get asked for repeatedly are saved to a dashboard, so the next time the question comes up it does not need rebuilding at all. </w:t>
       </w:r>
       <w:r>
         <w:rPr>
@@ -811,7 +762,7 @@
         <w:t xml:space="preserve">[WHO]</w:t>
       </w:r>
       <w:r>
-        <w:t xml:space="preserve"> reviews </w:t>
+        <w:t xml:space="preserve"> reviews it </w:t>
       </w:r>
       <w:r>
         <w:rPr>
@@ -829,7 +780,49 @@
     <w:p>
       <w:pPr>
         <w:pStyle w:val="Heading1"/>
-        <w:spacing w:after="160" w:before="340"/>
+        <w:spacing w:after="160" w:before="360"/>
+      </w:pPr>
+      <w:r>
+        <w:t xml:space="preserve">A note on the data itself</w:t>
+      </w:r>
+    </w:p>
+    <w:p>
+      <w:pPr>
+        <w:spacing w:after="180" w:line="288"/>
+      </w:pPr>
+      <w:r>
+        <w:t xml:space="preserve">Parcel manifests contain recipient names, delivery addresses and contact telephone numbers — the personal data of every person ClickNsend delivers to.</w:t>
+      </w:r>
+    </w:p>
+    <w:p>
+      <w:pPr>
+        <w:spacing w:after="180" w:line="288"/>
+      </w:pPr>
+      <w:r>
+        <w:t xml:space="preserve">This turned out to matter more than expected. QuickInsight does its work inside the web browser on the user’s own computer — the spreadsheet is never uploaded to a server. Where the plain-English question feature is used, only the structure of the data is sent: table names, column names and data types. No data values are sent unless the user explicitly switches that on, and even then anything resembling a name, an identifier, contact details or a sensitive category is excluded automatically, with the user able to switch off any remaining column or individual value first.</w:t>
+      </w:r>
+    </w:p>
+    <w:p>
+      <w:pPr>
+        <w:spacing w:after="180" w:line="288"/>
+      </w:pPr>
+      <w:r>
+        <w:t xml:space="preserve">The practical effect is that adopting the tool required no data protection review, no supplier security assessment, and no conversation about where the data would be stored. </w:t>
+      </w:r>
+      <w:r>
+        <w:rPr>
+          <w:b/>
+          <w:bCs/>
+          <w:highlight w:val="yellow"/>
+          <w:highlightCs w:val="yellow"/>
+        </w:rPr>
+        <w:t xml:space="preserve">[CONFIRM THIS IS ACCURATE FOR THIS CUSTOMER — DELETE IF A REVIEW WAS IN FACT CARRIED OUT, OR REPLACE WITH WHAT THEY DID.]</w:t>
+      </w:r>
+    </w:p>
+    <w:p>
+      <w:pPr>
+        <w:pStyle w:val="Heading1"/>
+        <w:spacing w:after="160" w:before="360"/>
       </w:pPr>
       <w:r>
         <w:t xml:space="preserve">Results</w:t>
@@ -837,7 +830,7 @@
     </w:p>
     <w:p>
       <w:pPr>
-        <w:spacing w:after="160" w:line="276"/>
+        <w:spacing w:after="180" w:line="288"/>
       </w:pPr>
       <w:r>
         <w:rPr>
@@ -976,8 +969,49 @@
                 <w:sz w:val="20"/>
                 <w:szCs w:val="20"/>
               </w:rPr>
-              <w:t xml:space="preserve">Time to produce the </w:t>
-            </w:r>
+              <w:t xml:space="preserve">Time spent on parcel volume reporting</w:t>
+            </w:r>
+          </w:p>
+        </w:tc>
+        <w:tc>
+          <w:tcPr>
+            <w:tcW w:type="dxa" w:w="2400"/>
+            <w:tcMar>
+              <w:top w:type="dxa" w:w="100"/>
+              <w:left w:type="dxa" w:w="140"/>
+              <w:bottom w:type="dxa" w:w="100"/>
+              <w:right w:type="dxa" w:w="140"/>
+            </w:tcMar>
+            <w:vAlign w:val="center"/>
+          </w:tcPr>
+          <w:p>
+            <w:pPr>
+              <w:spacing w:after="0" w:line="260"/>
+            </w:pPr>
+            <w:r>
+              <w:rPr>
+                <w:sz w:val="20"/>
+                <w:szCs w:val="20"/>
+              </w:rPr>
+              <w:t xml:space="preserve">10 hours per week</w:t>
+            </w:r>
+          </w:p>
+        </w:tc>
+        <w:tc>
+          <w:tcPr>
+            <w:tcW w:type="dxa" w:w="2426"/>
+            <w:tcMar>
+              <w:top w:type="dxa" w:w="100"/>
+              <w:left w:type="dxa" w:w="140"/>
+              <w:bottom w:type="dxa" w:w="100"/>
+              <w:right w:type="dxa" w:w="140"/>
+            </w:tcMar>
+            <w:vAlign w:val="center"/>
+          </w:tcPr>
+          <w:p>
+            <w:pPr>
+              <w:spacing w:after="0" w:line="260"/>
+            </w:pPr>
             <w:r>
               <w:rPr>
                 <w:sz w:val="20"/>
@@ -985,32 +1019,15 @@
                 <w:highlight w:val="yellow"/>
                 <w:highlightCs w:val="yellow"/>
               </w:rPr>
-              <w:t xml:space="preserve">[WEEKLY]</w:t>
-            </w:r>
-            <w:r>
-              <w:rPr>
-                <w:sz w:val="20"/>
-                <w:szCs w:val="20"/>
-              </w:rPr>
-              <w:t xml:space="preserve"> volume report</w:t>
-            </w:r>
-          </w:p>
-        </w:tc>
-        <w:tc>
-          <w:tcPr>
-            <w:tcW w:type="dxa" w:w="2400"/>
-            <w:tcMar>
-              <w:top w:type="dxa" w:w="100"/>
-              <w:left w:type="dxa" w:w="140"/>
-              <w:bottom w:type="dxa" w:w="100"/>
-              <w:right w:type="dxa" w:w="140"/>
-            </w:tcMar>
-            <w:vAlign w:val="center"/>
-          </w:tcPr>
-          <w:p>
-            <w:pPr>
-              <w:spacing w:after="0" w:line="260"/>
-            </w:pPr>
+              <w:t xml:space="preserve">[N]</w:t>
+            </w:r>
+            <w:r>
+              <w:rPr>
+                <w:sz w:val="20"/>
+                <w:szCs w:val="20"/>
+              </w:rPr>
+              <w:t xml:space="preserve"> </w:t>
+            </w:r>
             <w:r>
               <w:rPr>
                 <w:sz w:val="20"/>
@@ -1018,47 +1035,14 @@
                 <w:highlight w:val="yellow"/>
                 <w:highlightCs w:val="yellow"/>
               </w:rPr>
-              <w:t xml:space="preserve">[N]</w:t>
-            </w:r>
-            <w:r>
-              <w:rPr>
-                <w:sz w:val="20"/>
-                <w:szCs w:val="20"/>
-              </w:rPr>
-              <w:t xml:space="preserve"> hours</w:t>
-            </w:r>
-          </w:p>
-        </w:tc>
-        <w:tc>
-          <w:tcPr>
-            <w:tcW w:type="dxa" w:w="2426"/>
-            <w:tcMar>
-              <w:top w:type="dxa" w:w="100"/>
-              <w:left w:type="dxa" w:w="140"/>
-              <w:bottom w:type="dxa" w:w="100"/>
-              <w:right w:type="dxa" w:w="140"/>
-            </w:tcMar>
-            <w:vAlign w:val="center"/>
-          </w:tcPr>
-          <w:p>
-            <w:pPr>
-              <w:spacing w:after="0" w:line="260"/>
-            </w:pPr>
-            <w:r>
-              <w:rPr>
-                <w:sz w:val="20"/>
-                <w:szCs w:val="20"/>
-                <w:highlight w:val="yellow"/>
-                <w:highlightCs w:val="yellow"/>
-              </w:rPr>
-              <w:t xml:space="preserve">[N]</w:t>
-            </w:r>
-            <w:r>
-              <w:rPr>
-                <w:sz w:val="20"/>
-                <w:szCs w:val="20"/>
-              </w:rPr>
-              <w:t xml:space="preserve"> minutes</w:t>
+              <w:t xml:space="preserve">[minutes / hours]</w:t>
+            </w:r>
+            <w:r>
+              <w:rPr>
+                <w:sz w:val="20"/>
+                <w:szCs w:val="20"/>
+              </w:rPr>
+              <w:t xml:space="preserve"> per week</w:t>
             </w:r>
           </w:p>
         </w:tc>
@@ -1087,7 +1071,7 @@
                 <w:sz w:val="20"/>
                 <w:szCs w:val="20"/>
               </w:rPr>
-              <w:t xml:space="preserve">People able to produce it</w:t>
+              <w:t xml:space="preserve">People able to produce the figures</w:t>
             </w:r>
           </w:p>
         </w:tc>
@@ -1110,10 +1094,8 @@
               <w:rPr>
                 <w:sz w:val="20"/>
                 <w:szCs w:val="20"/>
-                <w:highlight w:val="yellow"/>
-                <w:highlightCs w:val="yellow"/>
-              </w:rPr>
-              <w:t xml:space="preserve">[N]</w:t>
+              </w:rPr>
+              <w:t xml:space="preserve">1</w:t>
             </w:r>
           </w:p>
         </w:tc>
@@ -1167,16 +1149,40 @@
               <w:rPr>
                 <w:sz w:val="20"/>
                 <w:szCs w:val="20"/>
+              </w:rPr>
+              <w:t xml:space="preserve">Wait for an ad-hoc question to be answered</w:t>
+            </w:r>
+          </w:p>
+        </w:tc>
+        <w:tc>
+          <w:tcPr>
+            <w:tcW w:type="dxa" w:w="2400"/>
+            <w:tcMar>
+              <w:top w:type="dxa" w:w="100"/>
+              <w:left w:type="dxa" w:w="140"/>
+              <w:bottom w:type="dxa" w:w="100"/>
+              <w:right w:type="dxa" w:w="140"/>
+            </w:tcMar>
+            <w:vAlign w:val="center"/>
+          </w:tcPr>
+          <w:p>
+            <w:pPr>
+              <w:spacing w:after="0" w:line="260"/>
+            </w:pPr>
+            <w:r>
+              <w:rPr>
+                <w:sz w:val="20"/>
+                <w:szCs w:val="20"/>
                 <w:highlight w:val="yellow"/>
                 <w:highlightCs w:val="yellow"/>
               </w:rPr>
-              <w:t xml:space="preserve">[OTHER MEASURE]</w:t>
-            </w:r>
-          </w:p>
-        </w:tc>
-        <w:tc>
-          <w:tcPr>
-            <w:tcW w:type="dxa" w:w="2400"/>
+              <w:t xml:space="preserve">[e.g. next day]</w:t>
+            </w:r>
+          </w:p>
+        </w:tc>
+        <w:tc>
+          <w:tcPr>
+            <w:tcW w:type="dxa" w:w="2426"/>
             <w:tcMar>
               <w:top w:type="dxa" w:w="100"/>
               <w:left w:type="dxa" w:w="140"/>
@@ -1196,13 +1202,18 @@
                 <w:highlight w:val="yellow"/>
                 <w:highlightCs w:val="yellow"/>
               </w:rPr>
-              <w:t xml:space="preserve">[VALUE]</w:t>
-            </w:r>
-          </w:p>
-        </w:tc>
-        <w:tc>
-          <w:tcPr>
-            <w:tcW w:type="dxa" w:w="2426"/>
+              <w:t xml:space="preserve">[e.g. minutes]</w:t>
+            </w:r>
+          </w:p>
+        </w:tc>
+      </w:tr>
+      <w:tr>
+        <w:trPr>
+          <w:tblHeader w:val="false"/>
+        </w:trPr>
+        <w:tc>
+          <w:tcPr>
+            <w:tcW w:type="dxa" w:w="4200"/>
             <w:tcMar>
               <w:top w:type="dxa" w:w="100"/>
               <w:left w:type="dxa" w:w="140"/>
@@ -1222,6 +1233,58 @@
                 <w:highlight w:val="yellow"/>
                 <w:highlightCs w:val="yellow"/>
               </w:rPr>
+              <w:t xml:space="preserve">[OTHER MEASURE]</w:t>
+            </w:r>
+          </w:p>
+        </w:tc>
+        <w:tc>
+          <w:tcPr>
+            <w:tcW w:type="dxa" w:w="2400"/>
+            <w:tcMar>
+              <w:top w:type="dxa" w:w="100"/>
+              <w:left w:type="dxa" w:w="140"/>
+              <w:bottom w:type="dxa" w:w="100"/>
+              <w:right w:type="dxa" w:w="140"/>
+            </w:tcMar>
+            <w:vAlign w:val="center"/>
+          </w:tcPr>
+          <w:p>
+            <w:pPr>
+              <w:spacing w:after="0" w:line="260"/>
+            </w:pPr>
+            <w:r>
+              <w:rPr>
+                <w:sz w:val="20"/>
+                <w:szCs w:val="20"/>
+                <w:highlight w:val="yellow"/>
+                <w:highlightCs w:val="yellow"/>
+              </w:rPr>
+              <w:t xml:space="preserve">[VALUE]</w:t>
+            </w:r>
+          </w:p>
+        </w:tc>
+        <w:tc>
+          <w:tcPr>
+            <w:tcW w:type="dxa" w:w="2426"/>
+            <w:tcMar>
+              <w:top w:type="dxa" w:w="100"/>
+              <w:left w:type="dxa" w:w="140"/>
+              <w:bottom w:type="dxa" w:w="100"/>
+              <w:right w:type="dxa" w:w="140"/>
+            </w:tcMar>
+            <w:vAlign w:val="center"/>
+          </w:tcPr>
+          <w:p>
+            <w:pPr>
+              <w:spacing w:after="0" w:line="260"/>
+            </w:pPr>
+            <w:r>
+              <w:rPr>
+                <w:sz w:val="20"/>
+                <w:szCs w:val="20"/>
+                <w:highlight w:val="yellow"/>
+                <w:highlightCs w:val="yellow"/>
+              </w:rPr>
               <w:t xml:space="preserve">[VALUE]</w:t>
             </w:r>
           </w:p>
@@ -1235,7 +1298,7 @@
     </w:p>
     <w:p>
       <w:pPr>
-        <w:spacing w:after="160" w:line="276"/>
+        <w:spacing w:after="180" w:line="288"/>
       </w:pPr>
       <w:r>
         <w:rPr>
@@ -1244,13 +1307,13 @@
           <w:highlight w:val="yellow"/>
           <w:highlightCs w:val="yellow"/>
         </w:rPr>
-        <w:t xml:space="preserve">[ADD ANY OUTCOME THAT IS NOT A TIME SAVING — e.g. a decision that was made differently because of something the analysis revealed. These are often more persuasive than the hours saved.]</w:t>
+        <w:t xml:space="preserve">[ADD ANY OUTCOME THAT IS NOT A TIME SAVING — something the analysis showed that was not known before, or a decision made differently as a result. A specific incident is more persuasive than an average.]</w:t>
       </w:r>
     </w:p>
     <w:p>
       <w:pPr>
         <w:pStyle w:val="Heading1"/>
-        <w:spacing w:after="160" w:before="340"/>
+        <w:spacing w:after="160" w:before="360"/>
       </w:pPr>
       <w:r>
         <w:t xml:space="preserve">In their words</w:t>
@@ -1258,22 +1321,26 @@
     </w:p>
     <w:p>
       <w:pPr>
-        <w:spacing w:after="140"/>
+        <w:pBdr>
+          <w:left w:val="single" w:color="B0B4C0" w:sz="18" w:space="12"/>
+        </w:pBdr>
+        <w:spacing w:after="140" w:before="160" w:line="300"/>
         <w:ind w:left="480"/>
       </w:pPr>
       <w:r>
         <w:rPr>
           <w:i/>
           <w:iCs/>
-          <w:sz w:val="24"/>
-          <w:szCs w:val="24"/>
-        </w:rPr>
-        <w:t xml:space="preserve">"[QUOTE — in the customer’s own words. What changed for them, and what they would say to someone considering it.]"</w:t>
-      </w:r>
-    </w:p>
-    <w:p>
-      <w:pPr>
-        <w:spacing w:after="160" w:line="276"/>
+          <w:color w:val="2A2A3E"/>
+          <w:sz w:val="26"/>
+          <w:szCs w:val="26"/>
+        </w:rPr>
+        <w:t xml:space="preserve">"[QUOTE — the customer’s own words. What the week looks like now compared with before, and what they would say to another small business in the same position.]"</w:t>
+      </w:r>
+    </w:p>
+    <w:p>
+      <w:pPr>
+        <w:spacing w:after="180" w:line="288"/>
         <w:ind w:left="480"/>
       </w:pPr>
       <w:r>
@@ -1312,7 +1379,7 @@
     <w:p>
       <w:pPr>
         <w:pStyle w:val="Heading1"/>
-        <w:spacing w:after="160" w:before="340"/>
+        <w:spacing w:after="160" w:before="360"/>
       </w:pPr>
       <w:r>
         <w:t xml:space="preserve">Approval</w:t>
@@ -1320,7 +1387,7 @@
     </w:p>
     <w:p>
       <w:pPr>
-        <w:spacing w:after="160" w:line="276"/>
+        <w:spacing w:after="180" w:line="288"/>
       </w:pPr>
       <w:r>
         <w:t xml:space="preserve">I confirm that the statements and figures in this case study are accurate, and I authorise ClickNsend to be named, and this document to be used, in QuickInsight’s marketing materials and in applications to funding bodies, awards and government schemes.</w:t>
@@ -1721,7 +1788,7 @@
         <w:spacing w:after="110" w:line="276"/>
       </w:pPr>
       <w:r>
-        <w:t xml:space="preserve">If the customer cannot give a number, delete that row rather than estimating. An empty results table with three real rows beats six rows where three are guesses.</w:t>
+        <w:t xml:space="preserve">If the customer cannot give a number, delete that row rather than estimating.</w:t>
       </w:r>
     </w:p>
     <w:p>
@@ -1734,7 +1801,7 @@
         <w:spacing w:after="110" w:line="276"/>
       </w:pPr>
       <w:r>
-        <w:t xml:space="preserve">Send as PDF once the placeholders are filled. Ask for a signed scan back.</w:t>
+        <w:t xml:space="preserve">One question gets you most of the results table: "Before QuickInsight, how often did you rebuild this and roughly how long did it take each time? And now?"</w:t>
       </w:r>
     </w:p>
     <w:p>
@@ -1760,7 +1827,7 @@
         <w:spacing w:after="110" w:line="276"/>
       </w:pPr>
       <w:r>
-        <w:t xml:space="preserve">Keep the signed original. It is a stronger evidence document than anything you write about yourself.</w:t>
+        <w:t xml:space="preserve">Send as PDF once the placeholders are filled. Ask for a signed scan back, and keep the original.</w:t>
       </w:r>
     </w:p>
     <w:sectPr>
@@ -1976,7 +2043,7 @@
     </w:rPrDefault>
     <w:pPrDefault>
       <w:pPr>
-        <w:spacing w:line="276"/>
+        <w:spacing w:line="288"/>
       </w:pPr>
     </w:pPrDefault>
   </w:docDefaults>

--- a/docs/case-studies/QuickInsight-Case-Study-ClickNsend.docx
+++ b/docs/case-studies/QuickInsight-Case-Study-ClickNsend.docx
@@ -42,7 +42,7 @@
           <w:sz w:val="24"/>
           <w:szCs w:val="24"/>
         </w:rPr>
-        <w:t xml:space="preserve">Logistics and parcel delivery · Aberdeen, United Kingdom</w:t>
+        <w:t xml:space="preserve">Parcel delivery · InPost vendor · Aberdeen, United Kingdom</w:t>
       </w:r>
     </w:p>
     <w:p>
@@ -55,7 +55,7 @@
           <w:sz w:val="25"/>
           <w:szCs w:val="25"/>
         </w:rPr>
-        <w:t xml:space="preserve">A ten-person parcel company was spending around ten hours a week turning depot spreadsheets into figures by hand. Hiring an analyst was never on the table. This is what they did instead.</w:t>
+        <w:t xml:space="preserve">One depot, ten employees, and an ambition to win more. The figures that would prove ClickNsend could handle the work were sitting in daily spreadsheets nobody had time to open.</w:t>
       </w:r>
     </w:p>
     <w:p>
@@ -161,7 +161,7 @@
                 <w:sz w:val="20"/>
                 <w:szCs w:val="20"/>
               </w:rPr>
-              <w:t xml:space="preserve">Logistics and parcel delivery</w:t>
+              <w:t xml:space="preserve">Parcel delivery — vendor for InPost</w:t>
             </w:r>
           </w:p>
         </w:tc>
@@ -275,7 +275,7 @@
                 <w:sz w:val="20"/>
                 <w:szCs w:val="20"/>
               </w:rPr>
-              <w:t xml:space="preserve">10 employees</w:t>
+              <w:t xml:space="preserve">10 employees, one depot</w:t>
             </w:r>
           </w:p>
         </w:tc>
@@ -389,7 +389,7 @@
                 <w:sz w:val="20"/>
                 <w:szCs w:val="20"/>
               </w:rPr>
-              <w:t xml:space="preserve">Parcel volume tracking and delivery performance analysis</w:t>
+              <w:t xml:space="preserve">Employee and operational performance tracking, and building the figures behind new business pitches</w:t>
             </w:r>
           </w:p>
         </w:tc>
@@ -458,23 +458,31 @@
         <w:spacing w:after="160" w:before="360"/>
       </w:pPr>
       <w:r>
-        <w:t xml:space="preserve">Ten people, no data team</w:t>
-      </w:r>
-    </w:p>
-    <w:p>
-      <w:pPr>
-        <w:spacing w:after="180" w:line="288"/>
-      </w:pPr>
-      <w:r>
-        <w:t xml:space="preserve">ClickNsend is a parcel and logistics business in Aberdeen with ten employees. Like most companies its size, it produces a great deal of operational data without having anyone whose job is to make sense of it.</w:t>
-      </w:r>
-    </w:p>
-    <w:p>
-      <w:pPr>
-        <w:spacing w:after="180" w:line="288"/>
-      </w:pPr>
-      <w:r>
-        <w:t xml:space="preserve">The data itself was never the problem. Manifest exports came out of the courier management system reliably — a spreadsheet per depot, per week. The problem was that turning those spreadsheets into an answer took a person, and the only person available was the operations manager, whose actual job is running operations.</w:t>
+        <w:t xml:space="preserve">A one-depot operation with something to prove</w:t>
+      </w:r>
+    </w:p>
+    <w:p>
+      <w:pPr>
+        <w:spacing w:after="180" w:line="288"/>
+      </w:pPr>
+      <w:r>
+        <w:t xml:space="preserve">ClickNsend delivers parcels in Aberdeen as a vendor for InPost. Ten employees, one depot, and a straightforward business: parcels arrive, parcels go out, and the operation is judged on how reliably that happens.</w:t>
+      </w:r>
+    </w:p>
+    <w:p>
+      <w:pPr>
+        <w:spacing w:after="180" w:line="288"/>
+      </w:pPr>
+      <w:r>
+        <w:t xml:space="preserve">The owner wanted to grow — to take on further depots and win work from other clients. In this industry that growth is not won on price alone. It is won by demonstrating that you already run a tight operation: that your delivery rates hold up, that your returns are low, that your team performs consistently.</w:t>
+      </w:r>
+    </w:p>
+    <w:p>
+      <w:pPr>
+        <w:spacing w:after="180" w:line="288"/>
+      </w:pPr>
+      <w:r>
+        <w:t xml:space="preserve">Performance was, in effect, the product being sold. And it was invisible.</w:t>
       </w:r>
     </w:p>
     <w:p>
@@ -483,15 +491,23 @@
         <w:spacing w:after="160" w:before="360"/>
       </w:pPr>
       <w:r>
-        <w:t xml:space="preserve">What the week looked like</w:t>
-      </w:r>
-    </w:p>
-    <w:p>
-      <w:pPr>
-        <w:spacing w:after="180" w:line="288"/>
-      </w:pPr>
-      <w:r>
-        <w:t xml:space="preserve">Reporting was built in Excel using pivot tables, rebuilt from scratch each time somebody asked for a figure. Producing a single view of parcel volumes broken down by worker took around ten hours a week — a quarter of someone’s working time spent on spreadsheet mechanics rather than on the operation.</w:t>
+        <w:t xml:space="preserve">The numbers existed. Nobody could get to them.</w:t>
+      </w:r>
+    </w:p>
+    <w:p>
+      <w:pPr>
+        <w:spacing w:after="180" w:line="288"/>
+      </w:pPr>
+      <w:r>
+        <w:t xml:space="preserve">Every day the courier platform produced a manifest export as an Excel file. Everything the business needed to know was in those files — every parcel, every outcome, every employee. The data was never the problem.</w:t>
+      </w:r>
+    </w:p>
+    <w:p>
+      <w:pPr>
+        <w:spacing w:after="180" w:line="288"/>
+      </w:pPr>
+      <w:r>
+        <w:t xml:space="preserve">Turning it into an answer was. Reporting was built in Excel using pivot tables, rebuilt from scratch each time somebody asked for a figure. Producing a view of parcel volumes broken down by employee took around ten hours a week — a quarter of the operations manager’s working time spent on spreadsheet mechanics rather than on running the depot.</w:t>
       </w:r>
     </w:p>
     <w:p>
@@ -512,7 +528,7 @@
         <w:spacing w:after="110" w:line="276"/>
       </w:pPr>
       <w:r>
-        <w:t xml:space="preserve">Date and status columns came out of the system in inconsistent formats and had to be cleaned by hand every time.</w:t>
+        <w:t xml:space="preserve">Date and status columns came out of the platform in inconsistent formats and had to be cleaned by hand every time.</w:t>
       </w:r>
     </w:p>
     <w:p>
@@ -525,7 +541,7 @@
         <w:spacing w:after="110" w:line="276"/>
       </w:pPr>
       <w:r>
-        <w:t xml:space="preserve">Combining depots meant copying sheets together manually, which introduced errors.</w:t>
+        <w:t xml:space="preserve">Building a weekly picture meant stitching that week’s daily exports together manually, which introduced errors.</w:t>
       </w:r>
     </w:p>
     <w:p>
@@ -546,7 +562,48 @@
         <w:spacing w:after="180" w:line="288"/>
       </w:pPr>
       <w:r>
-        <w:t xml:space="preserve">That last point is the one that tends to go unnoticed until it bites. The reporting was not just slow; it was a single point of failure sitting inside one person’s spreadsheet.</w:t>
+        <w:t xml:space="preserve">That last point tends to go unnoticed until it bites. The reporting was not merely slow — it was a single point of failure sitting inside one person’s spreadsheet.</w:t>
+      </w:r>
+    </w:p>
+    <w:p>
+      <w:pPr>
+        <w:spacing w:after="180" w:line="288"/>
+      </w:pPr>
+      <w:r>
+        <w:t xml:space="preserve">The practical consequence was that ClickNsend knew its totals but not its breakdown. The owner could say how many parcels went out. He could not reliably say how many each employee delivered, how many came back undelivered, or how those figures moved from one week to the next.</w:t>
+      </w:r>
+    </w:p>
+    <w:p>
+      <w:pPr>
+        <w:pStyle w:val="Heading1"/>
+        <w:spacing w:after="160" w:before="360"/>
+      </w:pPr>
+      <w:r>
+        <w:t xml:space="preserve">Two problems, not one</w:t>
+      </w:r>
+    </w:p>
+    <w:p>
+      <w:pPr>
+        <w:spacing w:after="180" w:line="288"/>
+      </w:pPr>
+      <w:r>
+        <w:t xml:space="preserve">The first problem was operational. You cannot manage performance you cannot see. Without a per-employee view there was no way to tell a consistently strong week from a weak one, no way to spot a driver struggling with a particular round, and no basis for a conversation about performance beyond impression.</w:t>
+      </w:r>
+    </w:p>
+    <w:p>
+      <w:pPr>
+        <w:spacing w:after="180" w:line="288"/>
+      </w:pPr>
+      <w:r>
+        <w:t xml:space="preserve">The second problem was commercial, and it was the one that mattered more. To win additional depots and new clients, the owner needed to walk into a meeting and show what his operation delivers — delivery rates, return rates, consistency over time, output per employee. Prospective clients do not take that on trust.</w:t>
+      </w:r>
+    </w:p>
+    <w:p>
+      <w:pPr>
+        <w:spacing w:after="180" w:line="288"/>
+      </w:pPr>
+      <w:r>
+        <w:t xml:space="preserve">He had the underlying data to prove all of it. What he did not have was any way to put it in front of somebody. A pivot table rebuilt by hand the night before is not a pitch.</w:t>
       </w:r>
     </w:p>
     <w:p>
@@ -588,7 +645,7 @@
         <w:spacing w:after="180" w:line="288"/>
       </w:pPr>
       <w:r>
-        <w:t xml:space="preserve">Outsourcing to a consultant was considered as a middle path, but it fits scheduled reports rather than the way questions actually arrive in a small business — someone asks something on a Tuesday afternoon and wants the answer before the end of the day. </w:t>
+        <w:t xml:space="preserve">Outsourcing to a consultant was a possible middle path, but it fits scheduled reports rather than the way questions actually arrive in a small business — someone asks something on a Tuesday afternoon and needs the answer before the end of the day, and a pitch meeting rarely gives a fortnight’s notice. </w:t>
       </w:r>
       <w:r>
         <w:rPr>
@@ -622,8 +679,102 @@
         <w:spacing w:after="180" w:line="288"/>
       </w:pPr>
       <w:r>
-        <w:t xml:space="preserve">ClickNsend started using QuickInsight in </w:t>
-      </w:r>
+        <w:t xml:space="preserve">ClickNsend started using QuickInsight in July 2026. It is a browser-based analysis tool built for people who work with spreadsheets rather than for data specialists.</w:t>
+      </w:r>
+    </w:p>
+    <w:p>
+      <w:pPr>
+        <w:spacing w:after="180" w:line="288"/>
+      </w:pPr>
+      <w:r>
+        <w:t xml:space="preserve">The daily manifest export is loaded straight into the browser — the same Excel file that comes out of the courier platform, with no preparation step, nothing installed and nothing configured first.</w:t>
+      </w:r>
+    </w:p>
+    <w:p>
+      <w:pPr>
+        <w:spacing w:after="180" w:line="288"/>
+      </w:pPr>
+      <w:r>
+        <w:t xml:space="preserve">The cleaning that used to be done by hand happens automatically when the file loads. QuickInsight reads the spreadsheet, works out which columns are dates and standardises their formats, identifies which numbers can meaningfully be added up, and tidies inconsistent status values so that the same outcome recorded two different ways is counted once rather than twice. None of this requires a decision from the user.</w:t>
+      </w:r>
+    </w:p>
+    <w:p>
+      <w:pPr>
+        <w:spacing w:after="180" w:line="288"/>
+      </w:pPr>
+      <w:r>
+        <w:t xml:space="preserve">Questions are then asked in one of two ways. The guided question builder works by choosing what to break the numbers down by, which figure to measure, which rows to include and how to order the result — the four things every business question is made of. Alternatively the question can simply be typed in plain English. Either way a chart or table appears, with the underlying query visible for anyone who wants to check it.</w:t>
+      </w:r>
+    </w:p>
+    <w:p>
+      <w:pPr>
+        <w:spacing w:after="180" w:line="288"/>
+      </w:pPr>
+      <w:r>
+        <w:t xml:space="preserve">The questions ClickNsend asks are the ones it could never answer before:</w:t>
+      </w:r>
+    </w:p>
+    <w:p>
+      <w:pPr>
+        <w:pStyle w:val="ListParagraph"/>
+        <w:numPr>
+          <w:ilvl w:val="0"/>
+          <w:numId w:val="2"/>
+        </w:numPr>
+        <w:spacing w:after="110" w:line="276"/>
+      </w:pPr>
+      <w:r>
+        <w:t xml:space="preserve">Parcels delivered per employee, by day and by week</w:t>
+      </w:r>
+    </w:p>
+    <w:p>
+      <w:pPr>
+        <w:pStyle w:val="ListParagraph"/>
+        <w:numPr>
+          <w:ilvl w:val="0"/>
+          <w:numId w:val="2"/>
+        </w:numPr>
+        <w:spacing w:after="110" w:line="276"/>
+      </w:pPr>
+      <w:r>
+        <w:t xml:space="preserve">Parcels undelivered per employee, over the same periods</w:t>
+      </w:r>
+    </w:p>
+    <w:p>
+      <w:pPr>
+        <w:pStyle w:val="ListParagraph"/>
+        <w:numPr>
+          <w:ilvl w:val="0"/>
+          <w:numId w:val="2"/>
+        </w:numPr>
+        <w:spacing w:after="110" w:line="276"/>
+      </w:pPr>
+      <w:r>
+        <w:t xml:space="preserve">Percentage of parcels returned</w:t>
+      </w:r>
+    </w:p>
+    <w:p>
+      <w:pPr>
+        <w:pStyle w:val="ListParagraph"/>
+        <w:numPr>
+          <w:ilvl w:val="0"/>
+          <w:numId w:val="2"/>
+        </w:numPr>
+        <w:spacing w:after="110" w:line="276"/>
+      </w:pPr>
+      <w:r>
+        <w:t xml:space="preserve">Percentage of parcels collected</w:t>
+      </w:r>
+    </w:p>
+    <w:p>
+      <w:pPr>
+        <w:pStyle w:val="ListParagraph"/>
+        <w:numPr>
+          <w:ilvl w:val="0"/>
+          <w:numId w:val="2"/>
+        </w:numPr>
+        <w:spacing w:after="110" w:line="276"/>
+      </w:pPr>
       <w:r>
         <w:rPr>
           <w:b/>
@@ -631,52 +782,53 @@
           <w:highlight w:val="yellow"/>
           <w:highlightCs w:val="yellow"/>
         </w:rPr>
-        <w:t xml:space="preserve">[MONTH YEAR]</w:t>
-      </w:r>
-      <w:r>
-        <w:t xml:space="preserve">. It is a browser-based analysis tool built for people who work with spreadsheets rather than for data specialists.</w:t>
-      </w:r>
-    </w:p>
-    <w:p>
-      <w:pPr>
-        <w:spacing w:after="180" w:line="288"/>
-      </w:pPr>
-      <w:r>
-        <w:t xml:space="preserve">The manifest export is loaded straight into the browser — the same Excel file that came out of the courier system, with no preparation step. Nothing is installed and nothing is configured first.</w:t>
-      </w:r>
-    </w:p>
-    <w:p>
-      <w:pPr>
-        <w:spacing w:after="180" w:line="288"/>
-      </w:pPr>
-      <w:r>
-        <w:t xml:space="preserve">The cleaning that used to be done by hand happens automatically when the file loads. QuickInsight reads the spreadsheet, works out which columns are dates and standardises their formats, identifies which numbers can meaningfully be added up and which cannot, tidies inconsistent category values so that the same thing spelled two ways is counted once, and flags columns that hold personal information. None of this requires a decision from the user.</w:t>
-      </w:r>
-    </w:p>
-    <w:p>
-      <w:pPr>
-        <w:spacing w:after="180" w:line="288"/>
-      </w:pPr>
-      <w:r>
-        <w:t xml:space="preserve">Questions are then asked in one of two ways. The guided question builder works by choosing what to break the numbers down by, which figure to measure, which rows to include and how to order the result — the four things every business question is made of. Alternatively the question can simply be typed in plain English. Either way a chart or table appears, with the underlying query visible for anyone who wants to check it.</w:t>
-      </w:r>
-    </w:p>
-    <w:p>
-      <w:pPr>
-        <w:spacing w:after="180" w:line="288"/>
-      </w:pPr>
-      <w:r>
-        <w:t xml:space="preserve">The operations team now asks questions such as:</w:t>
-      </w:r>
-    </w:p>
-    <w:p>
-      <w:pPr>
-        <w:pStyle w:val="ListParagraph"/>
-        <w:numPr>
-          <w:ilvl w:val="0"/>
-          <w:numId w:val="2"/>
-        </w:numPr>
-        <w:spacing w:after="110" w:line="276"/>
+        <w:t xml:space="preserve">[ADD ANY OTHERS THE OWNER ASKS REGULARLY]</w:t>
+      </w:r>
+    </w:p>
+    <w:p>
+      <w:pPr>
+        <w:spacing w:after="180" w:line="288"/>
+      </w:pPr>
+      <w:r>
+        <w:t xml:space="preserve">These are saved to a dashboard, so the next time the question comes up it does not need rebuilding at all. The figures are current whenever anyone looks at them.</w:t>
+      </w:r>
+    </w:p>
+    <w:p>
+      <w:pPr>
+        <w:pStyle w:val="Heading1"/>
+        <w:spacing w:after="160" w:before="360"/>
+      </w:pPr>
+      <w:r>
+        <w:t xml:space="preserve">Turning performance into a pitch</w:t>
+      </w:r>
+    </w:p>
+    <w:p>
+      <w:pPr>
+        <w:spacing w:after="180" w:line="288"/>
+      </w:pPr>
+      <w:r>
+        <w:t xml:space="preserve">The operational gain was the one ClickNsend went looking for. The commercial one turned out to matter as much.</w:t>
+      </w:r>
+    </w:p>
+    <w:p>
+      <w:pPr>
+        <w:spacing w:after="180" w:line="288"/>
+      </w:pPr>
+      <w:r>
+        <w:t xml:space="preserve">The same charts that show the owner how his depot is performing are the charts he can put in front of a prospective client. Delivery rates per employee, returns as a percentage of volume, week-on-week consistency — presented as visuals rather than described from memory or promised in a spreadsheet he would have to build first.</w:t>
+      </w:r>
+    </w:p>
+    <w:p>
+      <w:pPr>
+        <w:spacing w:after="180" w:line="288"/>
+      </w:pPr>
+      <w:r>
+        <w:t xml:space="preserve">For a vendor trying to win a second depot, that is the difference between asserting that the operation performs and demonstrating it.</w:t>
+      </w:r>
+    </w:p>
+    <w:p>
+      <w:pPr>
+        <w:spacing w:after="180" w:line="288"/>
       </w:pPr>
       <w:r>
         <w:rPr>
@@ -685,96 +837,7 @@
           <w:highlight w:val="yellow"/>
           <w:highlightCs w:val="yellow"/>
         </w:rPr>
-        <w:t xml:space="preserve">[QUESTION 1 — e.g. parcel volume by depot, by week]</w:t>
-      </w:r>
-    </w:p>
-    <w:p>
-      <w:pPr>
-        <w:pStyle w:val="ListParagraph"/>
-        <w:numPr>
-          <w:ilvl w:val="0"/>
-          <w:numId w:val="2"/>
-        </w:numPr>
-        <w:spacing w:after="110" w:line="276"/>
-      </w:pPr>
-      <w:r>
-        <w:rPr>
-          <w:b/>
-          <w:bCs/>
-          <w:highlight w:val="yellow"/>
-          <w:highlightCs w:val="yellow"/>
-        </w:rPr>
-        <w:t xml:space="preserve">[QUESTION 2 — e.g. failed delivery rate by postcode area]</w:t>
-      </w:r>
-    </w:p>
-    <w:p>
-      <w:pPr>
-        <w:pStyle w:val="ListParagraph"/>
-        <w:numPr>
-          <w:ilvl w:val="0"/>
-          <w:numId w:val="2"/>
-        </w:numPr>
-        <w:spacing w:after="110" w:line="276"/>
-      </w:pPr>
-      <w:r>
-        <w:rPr>
-          <w:b/>
-          <w:bCs/>
-          <w:highlight w:val="yellow"/>
-          <w:highlightCs w:val="yellow"/>
-        </w:rPr>
-        <w:t xml:space="preserve">[QUESTION 3 — e.g. average parcels per driver per day, ranked highest first]</w:t>
-      </w:r>
-    </w:p>
-    <w:p>
-      <w:pPr>
-        <w:pStyle w:val="ListParagraph"/>
-        <w:numPr>
-          <w:ilvl w:val="0"/>
-          <w:numId w:val="2"/>
-        </w:numPr>
-        <w:spacing w:after="110" w:line="276"/>
-      </w:pPr>
-      <w:r>
-        <w:rPr>
-          <w:b/>
-          <w:bCs/>
-          <w:highlight w:val="yellow"/>
-          <w:highlightCs w:val="yellow"/>
-        </w:rPr>
-        <w:t xml:space="preserve">[QUESTION 4 — e.g. week-on-week change in volume by service tier]</w:t>
-      </w:r>
-    </w:p>
-    <w:p>
-      <w:pPr>
-        <w:spacing w:after="180" w:line="288"/>
-      </w:pPr>
-      <w:r>
-        <w:t xml:space="preserve">The answers that get asked for repeatedly are saved to a dashboard, so the next time the question comes up it does not need rebuilding at all. </w:t>
-      </w:r>
-      <w:r>
-        <w:rPr>
-          <w:b/>
-          <w:bCs/>
-          <w:highlight w:val="yellow"/>
-          <w:highlightCs w:val="yellow"/>
-        </w:rPr>
-        <w:t xml:space="preserve">[WHO]</w:t>
-      </w:r>
-      <w:r>
-        <w:t xml:space="preserve"> reviews it </w:t>
-      </w:r>
-      <w:r>
-        <w:rPr>
-          <w:b/>
-          <w:bCs/>
-          <w:highlight w:val="yellow"/>
-          <w:highlightCs w:val="yellow"/>
-        </w:rPr>
-        <w:t xml:space="preserve">[HOW OFTEN]</w:t>
-      </w:r>
-      <w:r>
-        <w:t xml:space="preserve">.</w:t>
+        <w:t xml:space="preserve">[ADD THE OUTCOME IF THERE IS ONE YET — e.g. meetings held, tenders submitted, work won. If nothing has been won yet, say so plainly or delete this line. Do not imply an outcome that has not happened; the case study is stronger honest and will age better.]</w:t>
       </w:r>
     </w:p>
     <w:p>
@@ -791,7 +854,7 @@
         <w:spacing w:after="180" w:line="288"/>
       </w:pPr>
       <w:r>
-        <w:t xml:space="preserve">Parcel manifests contain recipient names, delivery addresses and contact telephone numbers — the personal data of every person ClickNsend delivers to.</w:t>
+        <w:t xml:space="preserve">Parcel manifests contain recipient names, delivery addresses and contact telephone numbers. As a vendor, ClickNsend is handling the personal data of another company’s customers, which raises rather than lowers the stakes.</w:t>
       </w:r>
     </w:p>
     <w:p>
@@ -969,7 +1032,7 @@
                 <w:sz w:val="20"/>
                 <w:szCs w:val="20"/>
               </w:rPr>
-              <w:t xml:space="preserve">Time spent on parcel volume reporting</w:t>
+              <w:t xml:space="preserve">Time spent on performance reporting</w:t>
             </w:r>
           </w:p>
         </w:tc>
@@ -1122,6 +1185,85 @@
                 <w:highlightCs w:val="yellow"/>
               </w:rPr>
               <w:t xml:space="preserve">[N]</w:t>
+            </w:r>
+          </w:p>
+        </w:tc>
+      </w:tr>
+      <w:tr>
+        <w:trPr>
+          <w:tblHeader w:val="false"/>
+        </w:trPr>
+        <w:tc>
+          <w:tcPr>
+            <w:tcW w:type="dxa" w:w="4200"/>
+            <w:tcMar>
+              <w:top w:type="dxa" w:w="100"/>
+              <w:left w:type="dxa" w:w="140"/>
+              <w:bottom w:type="dxa" w:w="100"/>
+              <w:right w:type="dxa" w:w="140"/>
+            </w:tcMar>
+            <w:vAlign w:val="center"/>
+          </w:tcPr>
+          <w:p>
+            <w:pPr>
+              <w:spacing w:after="0" w:line="260"/>
+            </w:pPr>
+            <w:r>
+              <w:rPr>
+                <w:sz w:val="20"/>
+                <w:szCs w:val="20"/>
+              </w:rPr>
+              <w:t xml:space="preserve">Per-employee delivery figures</w:t>
+            </w:r>
+          </w:p>
+        </w:tc>
+        <w:tc>
+          <w:tcPr>
+            <w:tcW w:type="dxa" w:w="2400"/>
+            <w:tcMar>
+              <w:top w:type="dxa" w:w="100"/>
+              <w:left w:type="dxa" w:w="140"/>
+              <w:bottom w:type="dxa" w:w="100"/>
+              <w:right w:type="dxa" w:w="140"/>
+            </w:tcMar>
+            <w:vAlign w:val="center"/>
+          </w:tcPr>
+          <w:p>
+            <w:pPr>
+              <w:spacing w:after="0" w:line="260"/>
+            </w:pPr>
+            <w:r>
+              <w:rPr>
+                <w:sz w:val="20"/>
+                <w:szCs w:val="20"/>
+              </w:rPr>
+              <w:t xml:space="preserve">Not available</w:t>
+            </w:r>
+          </w:p>
+        </w:tc>
+        <w:tc>
+          <w:tcPr>
+            <w:tcW w:type="dxa" w:w="2426"/>
+            <w:tcMar>
+              <w:top w:type="dxa" w:w="100"/>
+              <w:left w:type="dxa" w:w="140"/>
+              <w:bottom w:type="dxa" w:w="100"/>
+              <w:right w:type="dxa" w:w="140"/>
+            </w:tcMar>
+            <w:vAlign w:val="center"/>
+          </w:tcPr>
+          <w:p>
+            <w:pPr>
+              <w:spacing w:after="0" w:line="260"/>
+            </w:pPr>
+            <w:r>
+              <w:rPr>
+                <w:sz w:val="20"/>
+                <w:szCs w:val="20"/>
+                <w:highlight w:val="yellow"/>
+                <w:highlightCs w:val="yellow"/>
+              </w:rPr>
+              <w:t xml:space="preserve">[e.g. daily and weekly]</w:t>
             </w:r>
           </w:p>
         </w:tc>

--- a/docs/case-studies/QuickInsight-Case-Study-ClickNsend.docx
+++ b/docs/case-studies/QuickInsight-Case-Study-ClickNsend.docx
@@ -55,7 +55,7 @@
           <w:sz w:val="25"/>
           <w:szCs w:val="25"/>
         </w:rPr>
-        <w:t xml:space="preserve">One depot, ten employees, and an ambition to win more. The figures that would prove ClickNsend could handle the work were sitting in daily spreadsheets nobody had time to open.</w:t>
+        <w:t xml:space="preserve">The owner of a ten-person parcel business had never used a BI tool and describes his Excel as limited. He now builds his own analysis every week — and uses it to pitch for the work that will grow the company.</w:t>
       </w:r>
     </w:p>
     <w:p>
@@ -363,7 +363,7 @@
                 <w:sz w:val="20"/>
                 <w:szCs w:val="20"/>
               </w:rPr>
-              <w:t xml:space="preserve">Used for</w:t>
+              <w:t xml:space="preserve">Prior analytics experience</w:t>
             </w:r>
           </w:p>
         </w:tc>
@@ -389,7 +389,7 @@
                 <w:sz w:val="20"/>
                 <w:szCs w:val="20"/>
               </w:rPr>
-              <w:t xml:space="preserve">Employee and operational performance tracking, and building the figures behind new business pitches</w:t>
+              <w:t xml:space="preserve">None — no BI tool had been used before; self-described limited Excel</w:t>
             </w:r>
           </w:p>
         </w:tc>
@@ -420,7 +420,7 @@
                 <w:sz w:val="20"/>
                 <w:szCs w:val="20"/>
               </w:rPr>
-              <w:t xml:space="preserve">Data source</w:t>
+              <w:t xml:space="preserve">Used for</w:t>
             </w:r>
           </w:p>
         </w:tc>
@@ -446,6 +446,63 @@
                 <w:sz w:val="20"/>
                 <w:szCs w:val="20"/>
               </w:rPr>
+              <w:t xml:space="preserve">Per-employee delivery performance, and building the figures behind new business pitches</w:t>
+            </w:r>
+          </w:p>
+        </w:tc>
+      </w:tr>
+      <w:tr>
+        <w:trPr>
+          <w:tblHeader w:val="false"/>
+        </w:trPr>
+        <w:tc>
+          <w:tcPr>
+            <w:tcW w:type="dxa" w:w="2600"/>
+            <w:tcMar>
+              <w:top w:type="dxa" w:w="100"/>
+              <w:left w:type="dxa" w:w="140"/>
+              <w:bottom w:type="dxa" w:w="100"/>
+              <w:right w:type="dxa" w:w="140"/>
+            </w:tcMar>
+            <w:vAlign w:val="center"/>
+          </w:tcPr>
+          <w:p>
+            <w:pPr>
+              <w:spacing w:after="0" w:line="260"/>
+            </w:pPr>
+            <w:r>
+              <w:rPr>
+                <w:b/>
+                <w:bCs/>
+                <w:sz w:val="20"/>
+                <w:szCs w:val="20"/>
+              </w:rPr>
+              <w:t xml:space="preserve">Data source</w:t>
+            </w:r>
+          </w:p>
+        </w:tc>
+        <w:tc>
+          <w:tcPr>
+            <w:tcW w:type="dxa" w:w="6426"/>
+            <w:tcMar>
+              <w:top w:type="dxa" w:w="100"/>
+              <w:left w:type="dxa" w:w="140"/>
+              <w:bottom w:type="dxa" w:w="100"/>
+              <w:right w:type="dxa" w:w="140"/>
+            </w:tcMar>
+            <w:vAlign w:val="center"/>
+          </w:tcPr>
+          <w:p>
+            <w:pPr>
+              <w:spacing w:after="0" w:line="260"/>
+            </w:pPr>
+            <w:r>
+              <w:rPr>
+                <w:b w:val="false"/>
+                <w:bCs w:val="false"/>
+                <w:sz w:val="20"/>
+                <w:szCs w:val="20"/>
+              </w:rPr>
               <w:t xml:space="preserve">Daily manifest exports from the courier platform, as Excel files</w:t>
             </w:r>
           </w:p>
@@ -491,23 +548,56 @@
         <w:spacing w:after="160" w:before="360"/>
       </w:pPr>
       <w:r>
-        <w:t xml:space="preserve">The numbers existed. Nobody could get to them.</w:t>
-      </w:r>
-    </w:p>
-    <w:p>
-      <w:pPr>
-        <w:spacing w:after="180" w:line="288"/>
-      </w:pPr>
-      <w:r>
-        <w:t xml:space="preserve">Every day the courier platform produced a manifest export as an Excel file. Everything the business needed to know was in those files — every parcel, every outcome, every employee. The data was never the problem.</w:t>
-      </w:r>
-    </w:p>
-    <w:p>
-      <w:pPr>
-        <w:spacing w:after="180" w:line="288"/>
-      </w:pPr>
-      <w:r>
-        <w:t xml:space="preserve">Turning it into an answer was. Reporting was built in Excel using pivot tables, rebuilt from scratch each time somebody asked for a figure. Producing a view of parcel volumes broken down by employee took around ten hours a week — a quarter of the operations manager’s working time spent on spreadsheet mechanics rather than on running the depot.</w:t>
+        <w:t xml:space="preserve">The reports he was given, and the questions he could not ask</w:t>
+      </w:r>
+    </w:p>
+    <w:p>
+      <w:pPr>
+        <w:spacing w:after="180" w:line="288"/>
+      </w:pPr>
+      <w:r>
+        <w:t xml:space="preserve">ClickNsend was not starting from nothing. As a vendor, the owner receives analytics from the courier platform — reports covering the operation, produced to a fixed format.</w:t>
+      </w:r>
+    </w:p>
+    <w:p>
+      <w:pPr>
+        <w:spacing w:after="180" w:line="288"/>
+      </w:pPr>
+      <w:r>
+        <w:t xml:space="preserve">The limitation is not that those reports are poor. It is that they are finished. They answer the questions somebody else decided were worth answering, in the breakdown somebody else chose, and there is no way to ask them anything new. A report can be read. It cannot be interrogated.</w:t>
+      </w:r>
+    </w:p>
+    <w:p>
+      <w:pPr>
+        <w:spacing w:after="180" w:line="288"/>
+      </w:pPr>
+      <w:r>
+        <w:t xml:space="preserve">So when the owner wanted to know something the report did not already show — how one employee compared with another over the last three weeks, or how the return rate moved after a change to the rounds — there was nowhere to put the question.</w:t>
+      </w:r>
+    </w:p>
+    <w:p>
+      <w:pPr>
+        <w:pStyle w:val="Heading1"/>
+        <w:spacing w:after="160" w:before="360"/>
+      </w:pPr>
+      <w:r>
+        <w:t xml:space="preserve">Downloading the file and hoping</w:t>
+      </w:r>
+    </w:p>
+    <w:p>
+      <w:pPr>
+        <w:spacing w:after="180" w:line="288"/>
+      </w:pPr>
+      <w:r>
+        <w:t xml:space="preserve">The alternative was the raw data. Every day the courier platform produced a manifest export as an Excel file, and the owner downloaded it.</w:t>
+      </w:r>
+    </w:p>
+    <w:p>
+      <w:pPr>
+        <w:spacing w:after="180" w:line="288"/>
+      </w:pPr>
+      <w:r>
+        <w:t xml:space="preserve">What happened next was the problem. He is not an analyst, and describes his own Excel as limited. Producing a view of parcel volumes broken down by employee meant cleaning the file by hand, then building pivot tables from scratch each time somebody asked for a figure — around ten hours a week, in a business where the owner’s time is the scarcest thing there is.</w:t>
       </w:r>
     </w:p>
     <w:p>
@@ -554,23 +644,15 @@
         <w:spacing w:after="110" w:line="276"/>
       </w:pPr>
       <w:r>
-        <w:t xml:space="preserve">Only one person understood how the pivot tables were constructed, so reporting stopped when they were away.</w:t>
-      </w:r>
-    </w:p>
-    <w:p>
-      <w:pPr>
-        <w:spacing w:after="180" w:line="288"/>
-      </w:pPr>
-      <w:r>
-        <w:t xml:space="preserve">That last point tends to go unnoticed until it bites. The reporting was not merely slow — it was a single point of failure sitting inside one person’s spreadsheet.</w:t>
-      </w:r>
-    </w:p>
-    <w:p>
-      <w:pPr>
-        <w:spacing w:after="180" w:line="288"/>
-      </w:pPr>
-      <w:r>
-        <w:t xml:space="preserve">The practical consequence was that ClickNsend knew its totals but not its breakdown. The owner could say how many parcels went out. He could not reliably say how many each employee delivered, how many came back undelivered, or how those figures moved from one week to the next.</w:t>
+        <w:t xml:space="preserve">The pivot tables were understood by one person, so the reporting stopped when that person was unavailable.</w:t>
+      </w:r>
+    </w:p>
+    <w:p>
+      <w:pPr>
+        <w:spacing w:after="180" w:line="288"/>
+      </w:pPr>
+      <w:r>
+        <w:t xml:space="preserve">The consequence was that ClickNsend knew its totals but not its breakdown. The owner could say how many parcels went out. He could not reliably say how many each employee delivered, how many came back undelivered, or how those figures moved from one week to the next.</w:t>
       </w:r>
     </w:p>
     <w:p>
@@ -579,31 +661,23 @@
         <w:spacing w:after="160" w:before="360"/>
       </w:pPr>
       <w:r>
-        <w:t xml:space="preserve">Two problems, not one</w:t>
-      </w:r>
-    </w:p>
-    <w:p>
-      <w:pPr>
-        <w:spacing w:after="180" w:line="288"/>
-      </w:pPr>
-      <w:r>
-        <w:t xml:space="preserve">The first problem was operational. You cannot manage performance you cannot see. Without a per-employee view there was no way to tell a consistently strong week from a weak one, no way to spot a driver struggling with a particular round, and no basis for a conversation about performance beyond impression.</w:t>
-      </w:r>
-    </w:p>
-    <w:p>
-      <w:pPr>
-        <w:spacing w:after="180" w:line="288"/>
-      </w:pPr>
-      <w:r>
-        <w:t xml:space="preserve">The second problem was commercial, and it was the one that mattered more. To win additional depots and new clients, the owner needed to walk into a meeting and show what his operation delivers — delivery rates, return rates, consistency over time, output per employee. Prospective clients do not take that on trust.</w:t>
-      </w:r>
-    </w:p>
-    <w:p>
-      <w:pPr>
-        <w:spacing w:after="180" w:line="288"/>
-      </w:pPr>
-      <w:r>
-        <w:t xml:space="preserve">He had the underlying data to prove all of it. What he did not have was any way to put it in front of somebody. A pivot table rebuilt by hand the night before is not a pitch.</w:t>
+        <w:t xml:space="preserve">Why the usual answers did not fit</w:t>
+      </w:r>
+    </w:p>
+    <w:p>
+      <w:pPr>
+        <w:spacing w:after="180" w:line="288"/>
+      </w:pPr>
+      <w:r>
+        <w:t xml:space="preserve">Hiring an analyst was never realistic for a business of this size — the cost of the role would have been out of proportion to the problem it solved.</w:t>
+      </w:r>
+    </w:p>
+    <w:p>
+      <w:pPr>
+        <w:spacing w:after="180" w:line="288"/>
+      </w:pPr>
+      <w:r>
+        <w:t xml:space="preserve">A business intelligence tool was not a real option either, and for a more basic reason than price. The owner had never used one. These tools assume somebody who can connect a data source, decide how tables relate to one another and build a model before the first chart appears. That is a skill, it takes time to acquire, and running a depot does not leave that time. Buying the software would not have supplied the person who knows how to use it — and that person would have been him.</w:t>
       </w:r>
     </w:p>
     <w:p>
@@ -612,16 +686,179 @@
         <w:spacing w:after="160" w:before="360"/>
       </w:pPr>
       <w:r>
-        <w:t xml:space="preserve">Why the usual answers did not fit</w:t>
-      </w:r>
-    </w:p>
-    <w:p>
-      <w:pPr>
-        <w:spacing w:after="180" w:line="288"/>
-      </w:pPr>
-      <w:r>
-        <w:t xml:space="preserve">The obvious solution is to hire someone. A data analyst would have taken the reporting off the operations manager’s desk entirely. But a salaried analyst was never realistic for a business of ClickNsend’s size — the cost of the role would have been out of proportion to the problem it solved. </w:t>
-      </w:r>
+        <w:t xml:space="preserve">Learning the four questions</w:t>
+      </w:r>
+    </w:p>
+    <w:p>
+      <w:pPr>
+        <w:spacing w:after="180" w:line="288"/>
+      </w:pPr>
+      <w:r>
+        <w:t xml:space="preserve">What made the difference was not a feature. It was learning a way to think about the data.</w:t>
+      </w:r>
+    </w:p>
+    <w:p>
+      <w:pPr>
+        <w:spacing w:after="180" w:line="288"/>
+      </w:pPr>
+      <w:r>
+        <w:t xml:space="preserve">QuickInsight is built around GAFS — grouping, aggregating, filtering and sorting — the idea that almost every business question is made of the same four parts. What do you want to break the numbers down by? Which figure do you want to measure? Which rows should be included? In what order should the answer come back?</w:t>
+      </w:r>
+    </w:p>
+    <w:p>
+      <w:pPr>
+        <w:spacing w:after="180" w:line="288"/>
+      </w:pPr>
+      <w:r>
+        <w:t xml:space="preserve">"Parcels delivered per employee last week, highest first" is not one question to be looked up. It is four choices: group by employee, count parcels, filter to last week, sort descending. Once that clicks, the number of questions available stops being a fixed list and starts being whatever the owner can think of.</w:t>
+      </w:r>
+    </w:p>
+    <w:p>
+      <w:pPr>
+        <w:spacing w:after="180" w:line="288"/>
+      </w:pPr>
+      <w:r>
+        <w:t xml:space="preserve">The owner learned this framework through the product and now applies it himself in the question builder. He does not write SQL and has not needed to. He uses the plain-English AI feature occasionally, but the majority of his analysis is built by making those four choices directly.</w:t>
+      </w:r>
+    </w:p>
+    <w:p>
+      <w:pPr>
+        <w:spacing w:after="180" w:line="288"/>
+      </w:pPr>
+      <w:r>
+        <w:t xml:space="preserve">This is the change that matters. He did not get a better report. He stopped needing anyone to produce one.</w:t>
+      </w:r>
+    </w:p>
+    <w:p>
+      <w:pPr>
+        <w:pStyle w:val="Heading1"/>
+        <w:spacing w:after="160" w:before="360"/>
+      </w:pPr>
+      <w:r>
+        <w:t xml:space="preserve">What that looks like in practice</w:t>
+      </w:r>
+    </w:p>
+    <w:p>
+      <w:pPr>
+        <w:spacing w:after="180" w:line="288"/>
+      </w:pPr>
+      <w:r>
+        <w:t xml:space="preserve">The daily manifest export is loaded straight into the browser — the same Excel file that comes out of the courier platform, with no preparation step, nothing installed and nothing configured first.</w:t>
+      </w:r>
+    </w:p>
+    <w:p>
+      <w:pPr>
+        <w:spacing w:after="180" w:line="288"/>
+      </w:pPr>
+      <w:r>
+        <w:t xml:space="preserve">The cleaning that used to be done by hand happens automatically when the file loads. QuickInsight reads the spreadsheet, works out which columns are dates and standardises their formats, identifies which numbers can meaningfully be added up, and tidies inconsistent status values so that the same outcome recorded two different ways is counted once rather than twice.</w:t>
+      </w:r>
+    </w:p>
+    <w:p>
+      <w:pPr>
+        <w:spacing w:after="180" w:line="288"/>
+      </w:pPr>
+      <w:r>
+        <w:t xml:space="preserve">The questions ClickNsend asks are the ones it could never answer before:</w:t>
+      </w:r>
+    </w:p>
+    <w:p>
+      <w:pPr>
+        <w:pStyle w:val="ListParagraph"/>
+        <w:numPr>
+          <w:ilvl w:val="0"/>
+          <w:numId w:val="2"/>
+        </w:numPr>
+        <w:spacing w:after="110" w:line="276"/>
+      </w:pPr>
+      <w:r>
+        <w:t xml:space="preserve">Parcels delivered per employee, by day and by week</w:t>
+      </w:r>
+    </w:p>
+    <w:p>
+      <w:pPr>
+        <w:pStyle w:val="ListParagraph"/>
+        <w:numPr>
+          <w:ilvl w:val="0"/>
+          <w:numId w:val="2"/>
+        </w:numPr>
+        <w:spacing w:after="110" w:line="276"/>
+      </w:pPr>
+      <w:r>
+        <w:t xml:space="preserve">Parcels undelivered per employee, over the same periods</w:t>
+      </w:r>
+    </w:p>
+    <w:p>
+      <w:pPr>
+        <w:pStyle w:val="ListParagraph"/>
+        <w:numPr>
+          <w:ilvl w:val="0"/>
+          <w:numId w:val="2"/>
+        </w:numPr>
+        <w:spacing w:after="110" w:line="276"/>
+      </w:pPr>
+      <w:r>
+        <w:t xml:space="preserve">Percentage of parcels returned</w:t>
+      </w:r>
+    </w:p>
+    <w:p>
+      <w:pPr>
+        <w:pStyle w:val="ListParagraph"/>
+        <w:numPr>
+          <w:ilvl w:val="0"/>
+          <w:numId w:val="2"/>
+        </w:numPr>
+        <w:spacing w:after="110" w:line="276"/>
+      </w:pPr>
+      <w:r>
+        <w:t xml:space="preserve">Percentage of parcels collected</w:t>
+      </w:r>
+    </w:p>
+    <w:p>
+      <w:pPr>
+        <w:spacing w:after="180" w:line="288"/>
+      </w:pPr>
+      <w:r>
+        <w:t xml:space="preserve">The ones asked repeatedly are saved to a dashboard, so they do not need rebuilding. The rest are built as the question arises — which is the point.</w:t>
+      </w:r>
+    </w:p>
+    <w:p>
+      <w:pPr>
+        <w:pStyle w:val="Heading1"/>
+        <w:spacing w:after="160" w:before="360"/>
+      </w:pPr>
+      <w:r>
+        <w:t xml:space="preserve">Turning performance into a pitch</w:t>
+      </w:r>
+    </w:p>
+    <w:p>
+      <w:pPr>
+        <w:spacing w:after="180" w:line="288"/>
+      </w:pPr>
+      <w:r>
+        <w:t xml:space="preserve">The operational gain was the one ClickNsend went looking for. The commercial one turned out to matter as much.</w:t>
+      </w:r>
+    </w:p>
+    <w:p>
+      <w:pPr>
+        <w:spacing w:after="180" w:line="288"/>
+      </w:pPr>
+      <w:r>
+        <w:t xml:space="preserve">The same charts that show the owner how his depot is performing are the charts he can put in front of a prospective client. Delivery rates per employee, returns as a percentage of volume, week-on-week consistency — presented as visuals rather than described from memory or promised in a spreadsheet he would have to build first.</w:t>
+      </w:r>
+    </w:p>
+    <w:p>
+      <w:pPr>
+        <w:spacing w:after="180" w:line="288"/>
+      </w:pPr>
+      <w:r>
+        <w:t xml:space="preserve">For a vendor trying to win a second depot, that is the difference between asserting that the operation performs and demonstrating it.</w:t>
+      </w:r>
+    </w:p>
+    <w:p>
+      <w:pPr>
+        <w:spacing w:after="180" w:line="288"/>
+      </w:pPr>
       <w:r>
         <w:rPr>
           <w:b/>
@@ -629,215 +866,7 @@
           <w:highlight w:val="yellow"/>
           <w:highlightCs w:val="yellow"/>
         </w:rPr>
-        <w:t xml:space="preserve">[ADD CLICKNSEND’S OWN WORDS ON WHY HIRING WAS NOT AN OPTION, IF THEY ARE WILLING TO GIVE THEM.]</w:t>
-      </w:r>
-    </w:p>
-    <w:p>
-      <w:pPr>
-        <w:spacing w:after="180" w:line="288"/>
-      </w:pPr>
-      <w:r>
-        <w:t xml:space="preserve">The second obvious solution is a business intelligence tool. On paper these solve exactly this problem. In practice they move the difficulty rather than removing it: before a chart appears, someone has to connect the data, define how tables relate to each other, and build a model. That is analyst work. Buying the software does not supply the person who knows how to use it, and for a small team the licence cost arrives on top of a learning curve nobody has time for.</w:t>
-      </w:r>
-    </w:p>
-    <w:p>
-      <w:pPr>
-        <w:spacing w:after="180" w:line="288"/>
-      </w:pPr>
-      <w:r>
-        <w:t xml:space="preserve">Outsourcing to a consultant was a possible middle path, but it fits scheduled reports rather than the way questions actually arrive in a small business — someone asks something on a Tuesday afternoon and needs the answer before the end of the day, and a pitch meeting rarely gives a fortnight’s notice. </w:t>
-      </w:r>
-      <w:r>
-        <w:rPr>
-          <w:b/>
-          <w:bCs/>
-          <w:highlight w:val="yellow"/>
-          <w:highlightCs w:val="yellow"/>
-        </w:rPr>
-        <w:t xml:space="preserve">[CONFIRM OR REPLACE WITH WHAT CLICKNSEND ACTUALLY CONSIDERED.]</w:t>
-      </w:r>
-    </w:p>
-    <w:p>
-      <w:pPr>
-        <w:spacing w:after="180" w:line="288"/>
-      </w:pPr>
-      <w:r>
-        <w:t xml:space="preserve">So the work stayed where it was — with the operations manager, in Excel, done by hand.</w:t>
-      </w:r>
-    </w:p>
-    <w:p>
-      <w:pPr>
-        <w:pStyle w:val="Heading1"/>
-        <w:spacing w:after="160" w:before="360"/>
-      </w:pPr>
-      <w:r>
-        <w:t xml:space="preserve">What changed</w:t>
-      </w:r>
-    </w:p>
-    <w:p>
-      <w:pPr>
-        <w:spacing w:after="180" w:line="288"/>
-      </w:pPr>
-      <w:r>
-        <w:t xml:space="preserve">ClickNsend started using QuickInsight in July 2026. It is a browser-based analysis tool built for people who work with spreadsheets rather than for data specialists.</w:t>
-      </w:r>
-    </w:p>
-    <w:p>
-      <w:pPr>
-        <w:spacing w:after="180" w:line="288"/>
-      </w:pPr>
-      <w:r>
-        <w:t xml:space="preserve">The daily manifest export is loaded straight into the browser — the same Excel file that comes out of the courier platform, with no preparation step, nothing installed and nothing configured first.</w:t>
-      </w:r>
-    </w:p>
-    <w:p>
-      <w:pPr>
-        <w:spacing w:after="180" w:line="288"/>
-      </w:pPr>
-      <w:r>
-        <w:t xml:space="preserve">The cleaning that used to be done by hand happens automatically when the file loads. QuickInsight reads the spreadsheet, works out which columns are dates and standardises their formats, identifies which numbers can meaningfully be added up, and tidies inconsistent status values so that the same outcome recorded two different ways is counted once rather than twice. None of this requires a decision from the user.</w:t>
-      </w:r>
-    </w:p>
-    <w:p>
-      <w:pPr>
-        <w:spacing w:after="180" w:line="288"/>
-      </w:pPr>
-      <w:r>
-        <w:t xml:space="preserve">Questions are then asked in one of two ways. The guided question builder works by choosing what to break the numbers down by, which figure to measure, which rows to include and how to order the result — the four things every business question is made of. Alternatively the question can simply be typed in plain English. Either way a chart or table appears, with the underlying query visible for anyone who wants to check it.</w:t>
-      </w:r>
-    </w:p>
-    <w:p>
-      <w:pPr>
-        <w:spacing w:after="180" w:line="288"/>
-      </w:pPr>
-      <w:r>
-        <w:t xml:space="preserve">The questions ClickNsend asks are the ones it could never answer before:</w:t>
-      </w:r>
-    </w:p>
-    <w:p>
-      <w:pPr>
-        <w:pStyle w:val="ListParagraph"/>
-        <w:numPr>
-          <w:ilvl w:val="0"/>
-          <w:numId w:val="2"/>
-        </w:numPr>
-        <w:spacing w:after="110" w:line="276"/>
-      </w:pPr>
-      <w:r>
-        <w:t xml:space="preserve">Parcels delivered per employee, by day and by week</w:t>
-      </w:r>
-    </w:p>
-    <w:p>
-      <w:pPr>
-        <w:pStyle w:val="ListParagraph"/>
-        <w:numPr>
-          <w:ilvl w:val="0"/>
-          <w:numId w:val="2"/>
-        </w:numPr>
-        <w:spacing w:after="110" w:line="276"/>
-      </w:pPr>
-      <w:r>
-        <w:t xml:space="preserve">Parcels undelivered per employee, over the same periods</w:t>
-      </w:r>
-    </w:p>
-    <w:p>
-      <w:pPr>
-        <w:pStyle w:val="ListParagraph"/>
-        <w:numPr>
-          <w:ilvl w:val="0"/>
-          <w:numId w:val="2"/>
-        </w:numPr>
-        <w:spacing w:after="110" w:line="276"/>
-      </w:pPr>
-      <w:r>
-        <w:t xml:space="preserve">Percentage of parcels returned</w:t>
-      </w:r>
-    </w:p>
-    <w:p>
-      <w:pPr>
-        <w:pStyle w:val="ListParagraph"/>
-        <w:numPr>
-          <w:ilvl w:val="0"/>
-          <w:numId w:val="2"/>
-        </w:numPr>
-        <w:spacing w:after="110" w:line="276"/>
-      </w:pPr>
-      <w:r>
-        <w:t xml:space="preserve">Percentage of parcels collected</w:t>
-      </w:r>
-    </w:p>
-    <w:p>
-      <w:pPr>
-        <w:pStyle w:val="ListParagraph"/>
-        <w:numPr>
-          <w:ilvl w:val="0"/>
-          <w:numId w:val="2"/>
-        </w:numPr>
-        <w:spacing w:after="110" w:line="276"/>
-      </w:pPr>
-      <w:r>
-        <w:rPr>
-          <w:b/>
-          <w:bCs/>
-          <w:highlight w:val="yellow"/>
-          <w:highlightCs w:val="yellow"/>
-        </w:rPr>
-        <w:t xml:space="preserve">[ADD ANY OTHERS THE OWNER ASKS REGULARLY]</w:t>
-      </w:r>
-    </w:p>
-    <w:p>
-      <w:pPr>
-        <w:spacing w:after="180" w:line="288"/>
-      </w:pPr>
-      <w:r>
-        <w:t xml:space="preserve">These are saved to a dashboard, so the next time the question comes up it does not need rebuilding at all. The figures are current whenever anyone looks at them.</w:t>
-      </w:r>
-    </w:p>
-    <w:p>
-      <w:pPr>
-        <w:pStyle w:val="Heading1"/>
-        <w:spacing w:after="160" w:before="360"/>
-      </w:pPr>
-      <w:r>
-        <w:t xml:space="preserve">Turning performance into a pitch</w:t>
-      </w:r>
-    </w:p>
-    <w:p>
-      <w:pPr>
-        <w:spacing w:after="180" w:line="288"/>
-      </w:pPr>
-      <w:r>
-        <w:t xml:space="preserve">The operational gain was the one ClickNsend went looking for. The commercial one turned out to matter as much.</w:t>
-      </w:r>
-    </w:p>
-    <w:p>
-      <w:pPr>
-        <w:spacing w:after="180" w:line="288"/>
-      </w:pPr>
-      <w:r>
-        <w:t xml:space="preserve">The same charts that show the owner how his depot is performing are the charts he can put in front of a prospective client. Delivery rates per employee, returns as a percentage of volume, week-on-week consistency — presented as visuals rather than described from memory or promised in a spreadsheet he would have to build first.</w:t>
-      </w:r>
-    </w:p>
-    <w:p>
-      <w:pPr>
-        <w:spacing w:after="180" w:line="288"/>
-      </w:pPr>
-      <w:r>
-        <w:t xml:space="preserve">For a vendor trying to win a second depot, that is the difference between asserting that the operation performs and demonstrating it.</w:t>
-      </w:r>
-    </w:p>
-    <w:p>
-      <w:pPr>
-        <w:spacing w:after="180" w:line="288"/>
-      </w:pPr>
-      <w:r>
-        <w:rPr>
-          <w:b/>
-          <w:bCs/>
-          <w:highlight w:val="yellow"/>
-          <w:highlightCs w:val="yellow"/>
-        </w:rPr>
-        <w:t xml:space="preserve">[ADD THE OUTCOME IF THERE IS ONE YET — e.g. meetings held, tenders submitted, work won. If nothing has been won yet, say so plainly or delete this line. Do not imply an outcome that has not happened; the case study is stronger honest and will age better.]</w:t>
+        <w:t xml:space="preserve">[ADD THE OUTCOME IF THERE IS ONE YET — meetings held, tenders submitted, work won. If nothing has been won yet, say so plainly or delete this line. Do not imply an outcome that has not happened; the case study is stronger honest and will age better.]</w:t>
       </w:r>
     </w:p>
     <w:p>
@@ -1032,7 +1061,7 @@
                 <w:sz w:val="20"/>
                 <w:szCs w:val="20"/>
               </w:rPr>
-              <w:t xml:space="preserve">Time spent on performance reporting</w:t>
+              <w:t xml:space="preserve">Owner’s time spent on performance reporting</w:t>
             </w:r>
           </w:p>
         </w:tc>
@@ -1056,7 +1085,7 @@
                 <w:sz w:val="20"/>
                 <w:szCs w:val="20"/>
               </w:rPr>
-              <w:t xml:space="preserve">10 hours per week</w:t>
+              <w:t xml:space="preserve">About 10 hours per week</w:t>
             </w:r>
           </w:p>
         </w:tc>
@@ -1134,7 +1163,7 @@
                 <w:sz w:val="20"/>
                 <w:szCs w:val="20"/>
               </w:rPr>
-              <w:t xml:space="preserve">People able to produce the figures</w:t>
+              <w:t xml:space="preserve">Questions that can be asked of the data</w:t>
             </w:r>
           </w:p>
         </w:tc>
@@ -1158,7 +1187,7 @@
                 <w:sz w:val="20"/>
                 <w:szCs w:val="20"/>
               </w:rPr>
-              <w:t xml:space="preserve">1</w:t>
+              <w:t xml:space="preserve">Whatever the vendor report already showed</w:t>
             </w:r>
           </w:p>
         </w:tc>
@@ -1181,10 +1210,8 @@
               <w:rPr>
                 <w:sz w:val="20"/>
                 <w:szCs w:val="20"/>
-                <w:highlight w:val="yellow"/>
-                <w:highlightCs w:val="yellow"/>
-              </w:rPr>
-              <w:t xml:space="preserve">[N]</w:t>
+              </w:rPr>
+              <w:t xml:space="preserve">Any question the owner can frame</w:t>
             </w:r>
           </w:p>
         </w:tc>
@@ -1264,87 +1291,6 @@
                 <w:highlightCs w:val="yellow"/>
               </w:rPr>
               <w:t xml:space="preserve">[e.g. daily and weekly]</w:t>
-            </w:r>
-          </w:p>
-        </w:tc>
-      </w:tr>
-      <w:tr>
-        <w:trPr>
-          <w:tblHeader w:val="false"/>
-        </w:trPr>
-        <w:tc>
-          <w:tcPr>
-            <w:tcW w:type="dxa" w:w="4200"/>
-            <w:tcMar>
-              <w:top w:type="dxa" w:w="100"/>
-              <w:left w:type="dxa" w:w="140"/>
-              <w:bottom w:type="dxa" w:w="100"/>
-              <w:right w:type="dxa" w:w="140"/>
-            </w:tcMar>
-            <w:vAlign w:val="center"/>
-          </w:tcPr>
-          <w:p>
-            <w:pPr>
-              <w:spacing w:after="0" w:line="260"/>
-            </w:pPr>
-            <w:r>
-              <w:rPr>
-                <w:sz w:val="20"/>
-                <w:szCs w:val="20"/>
-              </w:rPr>
-              <w:t xml:space="preserve">Wait for an ad-hoc question to be answered</w:t>
-            </w:r>
-          </w:p>
-        </w:tc>
-        <w:tc>
-          <w:tcPr>
-            <w:tcW w:type="dxa" w:w="2400"/>
-            <w:tcMar>
-              <w:top w:type="dxa" w:w="100"/>
-              <w:left w:type="dxa" w:w="140"/>
-              <w:bottom w:type="dxa" w:w="100"/>
-              <w:right w:type="dxa" w:w="140"/>
-            </w:tcMar>
-            <w:vAlign w:val="center"/>
-          </w:tcPr>
-          <w:p>
-            <w:pPr>
-              <w:spacing w:after="0" w:line="260"/>
-            </w:pPr>
-            <w:r>
-              <w:rPr>
-                <w:sz w:val="20"/>
-                <w:szCs w:val="20"/>
-                <w:highlight w:val="yellow"/>
-                <w:highlightCs w:val="yellow"/>
-              </w:rPr>
-              <w:t xml:space="preserve">[e.g. next day]</w:t>
-            </w:r>
-          </w:p>
-        </w:tc>
-        <w:tc>
-          <w:tcPr>
-            <w:tcW w:type="dxa" w:w="2426"/>
-            <w:tcMar>
-              <w:top w:type="dxa" w:w="100"/>
-              <w:left w:type="dxa" w:w="140"/>
-              <w:bottom w:type="dxa" w:w="100"/>
-              <w:right w:type="dxa" w:w="140"/>
-            </w:tcMar>
-            <w:vAlign w:val="center"/>
-          </w:tcPr>
-          <w:p>
-            <w:pPr>
-              <w:spacing w:after="0" w:line="260"/>
-            </w:pPr>
-            <w:r>
-              <w:rPr>
-                <w:sz w:val="20"/>
-                <w:szCs w:val="20"/>
-                <w:highlight w:val="yellow"/>
-                <w:highlightCs w:val="yellow"/>
-              </w:rPr>
-              <w:t xml:space="preserve">[e.g. minutes]</w:t>
             </w:r>
           </w:p>
         </w:tc>

--- a/docs/case-studies/QuickInsight-Case-Study-ClickNsend.docx
+++ b/docs/case-studies/QuickInsight-Case-Study-ClickNsend.docx
@@ -332,7 +332,7 @@
                 <w:sz w:val="20"/>
                 <w:szCs w:val="20"/>
               </w:rPr>
-              <w:t xml:space="preserve">2 July 2026</w:t>
+              <w:t xml:space="preserve">20 June 2026</w:t>
             </w:r>
           </w:p>
         </w:tc>
@@ -718,7 +718,7 @@
         <w:spacing w:after="180" w:line="288"/>
       </w:pPr>
       <w:r>
-        <w:t xml:space="preserve">The owner learned this framework through the product and now applies it himself in the question builder. He does not write SQL and has not needed to. He uses the plain-English AI feature occasionally, but the majority of his analysis is built by making those four choices directly.</w:t>
+        <w:t xml:space="preserve">He learned the framework through the product, and now understands how an analytical question is constructed and applies that thinking directly in the Question Builder. He does not write SQL and has not needed to. He uses the plain-English AI SQL feature occasionally for exploratory questions, while the majority of his day-to-day analysis is built by making those four choices himself.</w:t>
       </w:r>
     </w:p>
     <w:p>
@@ -853,20 +853,6 @@
       </w:pPr>
       <w:r>
         <w:t xml:space="preserve">For a vendor trying to win a second depot, that is the difference between asserting that the operation performs and demonstrating it.</w:t>
-      </w:r>
-    </w:p>
-    <w:p>
-      <w:pPr>
-        <w:spacing w:after="180" w:line="288"/>
-      </w:pPr>
-      <w:r>
-        <w:rPr>
-          <w:b/>
-          <w:bCs/>
-          <w:highlight w:val="yellow"/>
-          <w:highlightCs w:val="yellow"/>
-        </w:rPr>
-        <w:t xml:space="preserve">[ADD THE OUTCOME IF THERE IS ONE YET — meetings held, tenders submitted, work won. If nothing has been won yet, say so plainly or delete this line. Do not imply an outcome that has not happened; the case study is stronger honest and will age better.]</w:t>
       </w:r>
     </w:p>
     <w:p>
@@ -918,20 +904,6 @@
       </w:pPr>
       <w:r>
         <w:t xml:space="preserve">Results</w:t>
-      </w:r>
-    </w:p>
-    <w:p>
-      <w:pPr>
-        <w:spacing w:after="180" w:line="288"/>
-      </w:pPr>
-      <w:r>
-        <w:rPr>
-          <w:b/>
-          <w:bCs/>
-          <w:highlight w:val="yellow"/>
-          <w:highlightCs w:val="yellow"/>
-        </w:rPr>
-        <w:t xml:space="preserve">[ClickNsend to complete. Use only figures ClickNsend can stand behind. Delete any row that cannot be evidenced.]</w:t>
       </w:r>
     </w:p>
     <w:tbl>
@@ -1108,33 +1080,8 @@
               <w:rPr>
                 <w:sz w:val="20"/>
                 <w:szCs w:val="20"/>
-                <w:highlight w:val="yellow"/>
-                <w:highlightCs w:val="yellow"/>
-              </w:rPr>
-              <w:t xml:space="preserve">[N]</w:t>
-            </w:r>
-            <w:r>
-              <w:rPr>
-                <w:sz w:val="20"/>
-                <w:szCs w:val="20"/>
-              </w:rPr>
-              <w:t xml:space="preserve"> </w:t>
-            </w:r>
-            <w:r>
-              <w:rPr>
-                <w:sz w:val="20"/>
-                <w:szCs w:val="20"/>
-                <w:highlight w:val="yellow"/>
-                <w:highlightCs w:val="yellow"/>
-              </w:rPr>
-              <w:t xml:space="preserve">[minutes / hours]</w:t>
-            </w:r>
-            <w:r>
-              <w:rPr>
-                <w:sz w:val="20"/>
-                <w:szCs w:val="20"/>
-              </w:rPr>
-              <w:t xml:space="preserve"> per week</w:t>
+              </w:rPr>
+              <w:t xml:space="preserve">Around 1–2 hours per week</w:t>
             </w:r>
           </w:p>
         </w:tc>
@@ -1211,7 +1158,7 @@
                 <w:sz w:val="20"/>
                 <w:szCs w:val="20"/>
               </w:rPr>
-              <w:t xml:space="preserve">Any question the owner can frame</w:t>
+              <w:t xml:space="preserve">Any question the owner can frame, using the Question Builder or AI SQL</w:t>
             </w:r>
           </w:p>
         </w:tc>
@@ -1287,10 +1234,8 @@
               <w:rPr>
                 <w:sz w:val="20"/>
                 <w:szCs w:val="20"/>
-                <w:highlight w:val="yellow"/>
-                <w:highlightCs w:val="yellow"/>
-              </w:rPr>
-              <w:t xml:space="preserve">[e.g. daily and weekly]</w:t>
+              </w:rPr>
+              <w:t xml:space="preserve">Available by day, week and selected periods</w:t>
             </w:r>
           </w:p>
         </w:tc>
@@ -1318,10 +1263,8 @@
               <w:rPr>
                 <w:sz w:val="20"/>
                 <w:szCs w:val="20"/>
-                <w:highlight w:val="yellow"/>
-                <w:highlightCs w:val="yellow"/>
-              </w:rPr>
-              <w:t xml:space="preserve">[OTHER MEASURE]</w:t>
+              </w:rPr>
+              <w:t xml:space="preserve">Preparing a downloaded manifest for analysis</w:t>
             </w:r>
           </w:p>
         </w:tc>
@@ -1344,10 +1287,8 @@
               <w:rPr>
                 <w:sz w:val="20"/>
                 <w:szCs w:val="20"/>
-                <w:highlight w:val="yellow"/>
-                <w:highlightCs w:val="yellow"/>
-              </w:rPr>
-              <w:t xml:space="preserve">[VALUE]</w:t>
+              </w:rPr>
+              <w:t xml:space="preserve">Manual cleaning, then pivot tables</w:t>
             </w:r>
           </w:p>
         </w:tc>
@@ -1370,10 +1311,8 @@
               <w:rPr>
                 <w:sz w:val="20"/>
                 <w:szCs w:val="20"/>
-                <w:highlight w:val="yellow"/>
-                <w:highlightCs w:val="yellow"/>
-              </w:rPr>
-              <w:t xml:space="preserve">[VALUE]</w:t>
+              </w:rPr>
+              <w:t xml:space="preserve">Automatic on upload</w:t>
             </w:r>
           </w:p>
         </w:tc>
@@ -1381,21 +1320,23 @@
     </w:tbl>
     <w:p>
       <w:pPr>
-        <w:spacing w:after="200"/>
-      </w:pPr>
-    </w:p>
-    <w:p>
-      <w:pPr>
-        <w:spacing w:after="180" w:line="288"/>
-      </w:pPr>
-      <w:r>
-        <w:rPr>
-          <w:b/>
-          <w:bCs/>
-          <w:highlight w:val="yellow"/>
-          <w:highlightCs w:val="yellow"/>
-        </w:rPr>
-        <w:t xml:space="preserve">[ADD ANY OUTCOME THAT IS NOT A TIME SAVING — something the analysis showed that was not known before, or a decision made differently as a result. A specific incident is more persuasive than an average.]</w:t>
+        <w:spacing w:after="220"/>
+      </w:pPr>
+    </w:p>
+    <w:p>
+      <w:pPr>
+        <w:spacing w:after="180" w:line="288"/>
+      </w:pPr>
+      <w:r>
+        <w:t xml:space="preserve">During day-to-day operations, the owner now explores questions that were previously impractical to answer. Instead of relying solely on the courier platform’s fixed reports, he can compare employee performance, monitor delivery and return rates across different time periods, and prepare visual evidence of operational performance for discussions with prospective clients.</w:t>
+      </w:r>
+    </w:p>
+    <w:p>
+      <w:pPr>
+        <w:spacing w:after="180" w:line="288"/>
+      </w:pPr>
+      <w:r>
+        <w:t xml:space="preserve">While the analysis is already being used to support new business opportunities, no additional depot or contract has yet been secured through its use.</w:t>
       </w:r>
     </w:p>
     <w:p>
@@ -1423,7 +1364,7 @@
           <w:sz w:val="26"/>
           <w:szCs w:val="26"/>
         </w:rPr>
-        <w:t xml:space="preserve">"[QUOTE — the customer’s own words. What the week looks like now compared with before, and what they would say to another small business in the same position.]"</w:t>
+        <w:t xml:space="preserve">"Before QuickInsight, I depended on Excel and the reports provided by the courier platform, but I could not answer new questions without spending hours rebuilding spreadsheets. Learning the GAFS approach completely changed how I look at my data. I do not need to know SQL or use complicated BI software — I can build the analysis myself and understand how my business is performing whenever I need it. The charts also help me present my business more professionally when discussing new opportunities."</w:t>
       </w:r>
     </w:p>
     <w:p>
@@ -1444,19 +1385,7 @@
         <w:t xml:space="preserve">[NAME]</w:t>
       </w:r>
       <w:r>
-        <w:t xml:space="preserve">, </w:t>
-      </w:r>
-      <w:r>
-        <w:rPr>
-          <w:b/>
-          <w:bCs/>
-          <w:highlight w:val="yellow"/>
-          <w:highlightCs w:val="yellow"/>
-        </w:rPr>
-        <w:t xml:space="preserve">[JOB TITLE]</w:t>
-      </w:r>
-      <w:r>
-        <w:t xml:space="preserve">, ClickNsend</w:t>
+        <w:t xml:space="preserve">, Owner, ClickNsend</w:t>
       </w:r>
     </w:p>
     <w:p>

--- a/docs/case-studies/QuickInsight-Case-Study-ClickNsend.docx
+++ b/docs/case-studies/QuickInsight-Case-Study-ClickNsend.docx
@@ -42,7 +42,7 @@
           <w:sz w:val="24"/>
           <w:szCs w:val="24"/>
         </w:rPr>
-        <w:t xml:space="preserve">Parcel delivery · InPost vendor · Aberdeen, United Kingdom</w:t>
+        <w:t xml:space="preserve">Parcel delivery · Aberdeen, United Kingdom</w:t>
       </w:r>
     </w:p>
     <w:p>
@@ -161,7 +161,7 @@
                 <w:sz w:val="20"/>
                 <w:szCs w:val="20"/>
               </w:rPr>
-              <w:t xml:space="preserve">Parcel delivery — vendor for InPost</w:t>
+              <w:t xml:space="preserve">Parcel delivery</w:t>
             </w:r>
           </w:p>
         </w:tc>
@@ -332,7 +332,7 @@
                 <w:sz w:val="20"/>
                 <w:szCs w:val="20"/>
               </w:rPr>
-              <w:t xml:space="preserve">20 June 2026</w:t>
+              <w:t xml:space="preserve">2 July 2026</w:t>
             </w:r>
           </w:p>
         </w:tc>
@@ -759,7 +759,7 @@
         <w:spacing w:after="180" w:line="288"/>
       </w:pPr>
       <w:r>
-        <w:t xml:space="preserve">The questions ClickNsend asks are the ones it could never answer before:</w:t>
+        <w:t xml:space="preserve">The questions ClickNsend asks:</w:t>
       </w:r>
     </w:p>
     <w:p>
@@ -885,16 +885,7 @@
         <w:spacing w:after="180" w:line="288"/>
       </w:pPr>
       <w:r>
-        <w:t xml:space="preserve">The practical effect is that adopting the tool required no data protection review, no supplier security assessment, and no conversation about where the data would be stored. </w:t>
-      </w:r>
-      <w:r>
-        <w:rPr>
-          <w:b/>
-          <w:bCs/>
-          <w:highlight w:val="yellow"/>
-          <w:highlightCs w:val="yellow"/>
-        </w:rPr>
-        <w:t xml:space="preserve">[CONFIRM THIS IS ACCURATE FOR THIS CUSTOMER — DELETE IF A REVIEW WAS IN FACT CARRIED OUT, OR REPLACE WITH WHAT THEY DID.]</w:t>
+        <w:t xml:space="preserve">The practical effect is that adopting the tool required no data protection review, no supplier security assessment, and no conversation about where the data would be stored.</w:t>
       </w:r>
     </w:p>
     <w:p>
@@ -1158,7 +1149,7 @@
                 <w:sz w:val="20"/>
                 <w:szCs w:val="20"/>
               </w:rPr>
-              <w:t xml:space="preserve">Any question the owner can frame, using the Question Builder or AI SQL</w:t>
+              <w:t xml:space="preserve">Any question the owner can frame using the Question Builder or AI SQL</w:t>
             </w:r>
           </w:p>
         </w:tc>
@@ -1211,7 +1202,7 @@
                 <w:sz w:val="20"/>
                 <w:szCs w:val="20"/>
               </w:rPr>
-              <w:t xml:space="preserve">Not available</w:t>
+              <w:t xml:space="preserve">Not readily available</w:t>
             </w:r>
           </w:p>
         </w:tc>
@@ -1235,7 +1226,7 @@
                 <w:sz w:val="20"/>
                 <w:szCs w:val="20"/>
               </w:rPr>
-              <w:t xml:space="preserve">Available by day, week and selected periods</w:t>
+              <w:t xml:space="preserve">Available by day, week and selected time periods</w:t>
             </w:r>
           </w:p>
         </w:tc>
@@ -1264,7 +1255,7 @@
                 <w:sz w:val="20"/>
                 <w:szCs w:val="20"/>
               </w:rPr>
-              <w:t xml:space="preserve">Preparing a downloaded manifest for analysis</w:t>
+              <w:t xml:space="preserve">Weekly analysis of downloaded parcel manifests</w:t>
             </w:r>
           </w:p>
         </w:tc>
@@ -1288,7 +1279,7 @@
                 <w:sz w:val="20"/>
                 <w:szCs w:val="20"/>
               </w:rPr>
-              <w:t xml:space="preserve">Manual cleaning, then pivot tables</w:t>
+              <w:t xml:space="preserve">Manual Excel cleaning and pivot tables</w:t>
             </w:r>
           </w:p>
         </w:tc>
@@ -1312,7 +1303,84 @@
                 <w:sz w:val="20"/>
                 <w:szCs w:val="20"/>
               </w:rPr>
-              <w:t xml:space="preserve">Automatic on upload</w:t>
+              <w:t xml:space="preserve">Ready for analysis immediately after upload through automated data cleaning</w:t>
+            </w:r>
+          </w:p>
+        </w:tc>
+      </w:tr>
+      <w:tr>
+        <w:trPr>
+          <w:tblHeader w:val="false"/>
+        </w:trPr>
+        <w:tc>
+          <w:tcPr>
+            <w:tcW w:type="dxa" w:w="4200"/>
+            <w:tcMar>
+              <w:top w:type="dxa" w:w="100"/>
+              <w:left w:type="dxa" w:w="140"/>
+              <w:bottom w:type="dxa" w:w="100"/>
+              <w:right w:type="dxa" w:w="140"/>
+            </w:tcMar>
+            <w:vAlign w:val="center"/>
+          </w:tcPr>
+          <w:p>
+            <w:pPr>
+              <w:spacing w:after="0" w:line="260"/>
+            </w:pPr>
+            <w:r>
+              <w:rPr>
+                <w:sz w:val="20"/>
+                <w:szCs w:val="20"/>
+              </w:rPr>
+              <w:t xml:space="preserve">Ability to explore new business questions</w:t>
+            </w:r>
+          </w:p>
+        </w:tc>
+        <w:tc>
+          <w:tcPr>
+            <w:tcW w:type="dxa" w:w="2400"/>
+            <w:tcMar>
+              <w:top w:type="dxa" w:w="100"/>
+              <w:left w:type="dxa" w:w="140"/>
+              <w:bottom w:type="dxa" w:w="100"/>
+              <w:right w:type="dxa" w:w="140"/>
+            </w:tcMar>
+            <w:vAlign w:val="center"/>
+          </w:tcPr>
+          <w:p>
+            <w:pPr>
+              <w:spacing w:after="0" w:line="260"/>
+            </w:pPr>
+            <w:r>
+              <w:rPr>
+                <w:sz w:val="20"/>
+                <w:szCs w:val="20"/>
+              </w:rPr>
+              <w:t xml:space="preserve">Limited to fixed vendor reports</w:t>
+            </w:r>
+          </w:p>
+        </w:tc>
+        <w:tc>
+          <w:tcPr>
+            <w:tcW w:type="dxa" w:w="2426"/>
+            <w:tcMar>
+              <w:top w:type="dxa" w:w="100"/>
+              <w:left w:type="dxa" w:w="140"/>
+              <w:bottom w:type="dxa" w:w="100"/>
+              <w:right w:type="dxa" w:w="140"/>
+            </w:tcMar>
+            <w:vAlign w:val="center"/>
+          </w:tcPr>
+          <w:p>
+            <w:pPr>
+              <w:spacing w:after="0" w:line="260"/>
+            </w:pPr>
+            <w:r>
+              <w:rPr>
+                <w:sz w:val="20"/>
+                <w:szCs w:val="20"/>
+              </w:rPr>
+              <w:t xml:space="preserve">Business owner can build new questions on demand without Excel formulas or SQL</w:t>
             </w:r>
           </w:p>
         </w:tc>
@@ -1364,7 +1432,7 @@
           <w:sz w:val="26"/>
           <w:szCs w:val="26"/>
         </w:rPr>
-        <w:t xml:space="preserve">"Before QuickInsight, I depended on Excel and the reports provided by the courier platform, but I could not answer new questions without spending hours rebuilding spreadsheets. Learning the GAFS approach completely changed how I look at my data. I do not need to know SQL or use complicated BI software — I can build the analysis myself and understand how my business is performing whenever I need it. The charts also help me present my business more professionally when discussing new opportunities."</w:t>
+        <w:t xml:space="preserve">"Before QuickInsight, I depended on Excel and the reports provided by the courier platform, but I couldn’t answer new questions without spending hours rebuilding spreadsheets. Learning the GAFS approach completely changed how I look at my data. I don’t need to know SQL or use complicated BI software — I can build the analysis myself and understand how my business is performing whenever I need it. The charts also help me present my business more professionally when discussing new opportunities."</w:t>
       </w:r>
     </w:p>
     <w:p>
@@ -1385,7 +1453,19 @@
         <w:t xml:space="preserve">[NAME]</w:t>
       </w:r>
       <w:r>
-        <w:t xml:space="preserve">, Owner, ClickNsend</w:t>
+        <w:t xml:space="preserve">, </w:t>
+      </w:r>
+      <w:r>
+        <w:rPr>
+          <w:b/>
+          <w:bCs/>
+          <w:highlight w:val="yellow"/>
+          <w:highlightCs w:val="yellow"/>
+        </w:rPr>
+        <w:t xml:space="preserve">[JOB TITLE]</w:t>
+      </w:r>
+      <w:r>
+        <w:t xml:space="preserve">, ClickNsend</w:t>
       </w:r>
     </w:p>
     <w:p>
